--- a/４、项目需求/需求规格说明书-程序员.docx
+++ b/４、项目需求/需求规格说明书-程序员.docx
@@ -407,47 +407,7 @@
                 <w:bCs/>
                 <w:szCs w:val="21"/>
               </w:rPr>
-              <w:t>202</w:t>
-            </w:r>
-            <w:r>
-              <w:rPr>
-                <w:rFonts w:ascii="Times New Roman" w:hAnsi="Times New Roman" w:hint="eastAsia"/>
-                <w:bCs/>
-                <w:szCs w:val="21"/>
-              </w:rPr>
-              <w:t>6</w:t>
-            </w:r>
-            <w:r>
-              <w:rPr>
-                <w:rFonts w:ascii="Times New Roman" w:hAnsi="Times New Roman" w:hint="eastAsia"/>
-                <w:bCs/>
-                <w:szCs w:val="21"/>
-              </w:rPr>
-              <w:t>.</w:t>
-            </w:r>
-            <w:r>
-              <w:rPr>
-                <w:rFonts w:ascii="Times New Roman" w:hAnsi="Times New Roman" w:hint="eastAsia"/>
-                <w:bCs/>
-                <w:szCs w:val="21"/>
-              </w:rPr>
-              <w:t>5</w:t>
-            </w:r>
-            <w:r>
-              <w:rPr>
-                <w:rFonts w:ascii="Times New Roman" w:hAnsi="Times New Roman" w:hint="eastAsia"/>
-                <w:bCs/>
-                <w:szCs w:val="21"/>
-              </w:rPr>
-              <w:t>.</w:t>
-            </w:r>
-            <w:r>
-              <w:rPr>
-                <w:rFonts w:ascii="Times New Roman" w:hAnsi="Times New Roman" w:hint="eastAsia"/>
-                <w:bCs/>
-                <w:szCs w:val="21"/>
-              </w:rPr>
-              <w:t>5</w:t>
+              <w:t>2026.5.5</w:t>
             </w:r>
           </w:p>
         </w:tc>
@@ -562,7 +522,7 @@
           <w:p>
             <w:pPr>
               <w:rPr>
-                <w:rFonts w:ascii="Times New Roman" w:hAnsi="Times New Roman" w:hint="eastAsia"/>
+                <w:rFonts w:ascii="Times New Roman" w:hAnsi="Times New Roman"/>
                 <w:bCs/>
                 <w:szCs w:val="21"/>
               </w:rPr>
@@ -573,63 +533,7 @@
                 <w:bCs/>
                 <w:szCs w:val="21"/>
               </w:rPr>
-              <w:t>2</w:t>
-            </w:r>
-            <w:r>
-              <w:rPr>
-                <w:rFonts w:ascii="Times New Roman" w:hAnsi="Times New Roman" w:hint="eastAsia"/>
-                <w:bCs/>
-                <w:szCs w:val="21"/>
-              </w:rPr>
-              <w:t>0</w:t>
-            </w:r>
-            <w:r>
-              <w:rPr>
-                <w:rFonts w:ascii="Times New Roman" w:hAnsi="Times New Roman" w:hint="eastAsia"/>
-                <w:bCs/>
-                <w:szCs w:val="21"/>
-              </w:rPr>
-              <w:t>2</w:t>
-            </w:r>
-            <w:r>
-              <w:rPr>
-                <w:rFonts w:ascii="Times New Roman" w:hAnsi="Times New Roman" w:hint="eastAsia"/>
-                <w:bCs/>
-                <w:szCs w:val="21"/>
-              </w:rPr>
-              <w:t>6</w:t>
-            </w:r>
-            <w:r>
-              <w:rPr>
-                <w:rFonts w:ascii="Times New Roman" w:hAnsi="Times New Roman" w:hint="eastAsia"/>
-                <w:bCs/>
-                <w:szCs w:val="21"/>
-              </w:rPr>
-              <w:t>.</w:t>
-            </w:r>
-            <w:r>
-              <w:rPr>
-                <w:rFonts w:ascii="Times New Roman" w:hAnsi="Times New Roman" w:hint="eastAsia"/>
-                <w:bCs/>
-                <w:szCs w:val="21"/>
-              </w:rPr>
-              <w:t>5</w:t>
-            </w:r>
-            <w:r>
-              <w:rPr>
-                <w:rFonts w:ascii="Times New Roman" w:hAnsi="Times New Roman" w:hint="eastAsia"/>
-                <w:bCs/>
-                <w:szCs w:val="21"/>
-              </w:rPr>
-              <w:t>.</w:t>
-            </w:r>
-            <w:r>
-              <w:rPr>
-                <w:rFonts w:ascii="Times New Roman" w:hAnsi="Times New Roman" w:hint="eastAsia"/>
-                <w:bCs/>
-                <w:szCs w:val="21"/>
-              </w:rPr>
-              <w:t>20</w:t>
+              <w:t>2026.5.20</w:t>
             </w:r>
           </w:p>
         </w:tc>
@@ -744,6 +648,7 @@
     <w:p>
       <w:pPr>
         <w:pStyle w:val="TOC"/>
+        <w:ind w:left="3780" w:firstLine="420"/>
         <w:rPr>
           <w:lang w:val="zh-CN"/>
         </w:rPr>
@@ -763,7 +668,7 @@
           <w:tab w:val="right" w:leader="dot" w:pos="8919"/>
         </w:tabs>
         <w:rPr>
-          <w:rFonts w:ascii="Arial" w:eastAsia="宋体" w:hAnsi="Arial" w:hint="eastAsia"/>
+          <w:rFonts w:ascii="Arial" w:eastAsia="宋体" w:hAnsi="Arial"/>
           <w:noProof/>
           <w:sz w:val="22"/>
           <w:szCs w:val="24"/>
@@ -786,7 +691,7 @@
         </w:rPr>
         <w:fldChar w:fldCharType="separate"/>
       </w:r>
-      <w:hyperlink w:anchor="_Toc230256374" w:history="1">
+      <w:hyperlink w:anchor="_Toc230357365" w:history="1">
         <w:r>
           <w:rPr>
             <w:rStyle w:val="a3"/>
@@ -841,7 +746,7 @@
             <w:noProof/>
             <w:webHidden/>
           </w:rPr>
-          <w:instrText>PAGEREF _Toc230256374 \h</w:instrText>
+          <w:instrText>PAGEREF _Toc230357365 \h</w:instrText>
         </w:r>
         <w:r>
           <w:rPr>
@@ -892,13 +797,13 @@
         </w:tabs>
         <w:ind w:left="420"/>
         <w:rPr>
-          <w:rFonts w:ascii="Arial" w:eastAsia="宋体" w:hAnsi="Arial" w:hint="eastAsia"/>
+          <w:rFonts w:ascii="Arial" w:eastAsia="宋体" w:hAnsi="Arial"/>
           <w:noProof/>
           <w:sz w:val="22"/>
           <w:szCs w:val="24"/>
         </w:rPr>
       </w:pPr>
-      <w:hyperlink w:anchor="_Toc230256375" w:history="1">
+      <w:hyperlink w:anchor="_Toc230357366" w:history="1">
         <w:r>
           <w:rPr>
             <w:rStyle w:val="a3"/>
@@ -955,7 +860,7 @@
             <w:noProof/>
             <w:webHidden/>
           </w:rPr>
-          <w:instrText>PAGEREF _Toc230256375 \h</w:instrText>
+          <w:instrText>PAGEREF _Toc230357366 \h</w:instrText>
         </w:r>
         <w:r>
           <w:rPr>
@@ -1006,13 +911,13 @@
         </w:tabs>
         <w:ind w:left="420"/>
         <w:rPr>
-          <w:rFonts w:ascii="Arial" w:eastAsia="宋体" w:hAnsi="Arial" w:hint="eastAsia"/>
+          <w:rFonts w:ascii="Arial" w:eastAsia="宋体" w:hAnsi="Arial"/>
           <w:noProof/>
           <w:sz w:val="22"/>
           <w:szCs w:val="24"/>
         </w:rPr>
       </w:pPr>
-      <w:hyperlink w:anchor="_Toc230256376" w:history="1">
+      <w:hyperlink w:anchor="_Toc230357367" w:history="1">
         <w:r>
           <w:rPr>
             <w:rStyle w:val="a3"/>
@@ -1069,7 +974,7 @@
             <w:noProof/>
             <w:webHidden/>
           </w:rPr>
-          <w:instrText>PAGEREF _Toc230256376 \h</w:instrText>
+          <w:instrText>PAGEREF _Toc230357367 \h</w:instrText>
         </w:r>
         <w:r>
           <w:rPr>
@@ -1119,13 +1024,13 @@
           <w:tab w:val="right" w:leader="dot" w:pos="8919"/>
         </w:tabs>
         <w:rPr>
-          <w:rFonts w:ascii="Arial" w:eastAsia="宋体" w:hAnsi="Arial" w:hint="eastAsia"/>
+          <w:rFonts w:ascii="Arial" w:eastAsia="宋体" w:hAnsi="Arial"/>
           <w:noProof/>
           <w:sz w:val="22"/>
           <w:szCs w:val="24"/>
         </w:rPr>
       </w:pPr>
-      <w:hyperlink w:anchor="_Toc230256377" w:history="1">
+      <w:hyperlink w:anchor="_Toc230357368" w:history="1">
         <w:r>
           <w:rPr>
             <w:rStyle w:val="a3"/>
@@ -1180,7 +1085,7 @@
             <w:noProof/>
             <w:webHidden/>
           </w:rPr>
-          <w:instrText>PAGEREF _Toc230256377 \h</w:instrText>
+          <w:instrText>PAGEREF _Toc230357368 \h</w:instrText>
         </w:r>
         <w:r>
           <w:rPr>
@@ -1231,13 +1136,13 @@
         </w:tabs>
         <w:ind w:left="420"/>
         <w:rPr>
-          <w:rFonts w:ascii="Arial" w:eastAsia="宋体" w:hAnsi="Arial" w:hint="eastAsia"/>
+          <w:rFonts w:ascii="Arial" w:eastAsia="宋体" w:hAnsi="Arial"/>
           <w:noProof/>
           <w:sz w:val="22"/>
           <w:szCs w:val="24"/>
         </w:rPr>
       </w:pPr>
-      <w:hyperlink w:anchor="_Toc230256378" w:history="1">
+      <w:hyperlink w:anchor="_Toc230357369" w:history="1">
         <w:r>
           <w:rPr>
             <w:rStyle w:val="a3"/>
@@ -1292,7 +1197,7 @@
             <w:noProof/>
             <w:webHidden/>
           </w:rPr>
-          <w:instrText>PAGEREF _Toc230256378 \h</w:instrText>
+          <w:instrText>PAGEREF _Toc230357369 \h</w:instrText>
         </w:r>
         <w:r>
           <w:rPr>
@@ -1342,13 +1247,13 @@
         </w:tabs>
         <w:ind w:left="840"/>
         <w:rPr>
-          <w:rFonts w:ascii="Arial" w:eastAsia="宋体" w:hAnsi="Arial" w:hint="eastAsia"/>
+          <w:rFonts w:ascii="Arial" w:eastAsia="宋体" w:hAnsi="Arial"/>
           <w:noProof/>
           <w:sz w:val="22"/>
           <w:szCs w:val="24"/>
         </w:rPr>
       </w:pPr>
-      <w:hyperlink w:anchor="_Toc230256379" w:history="1">
+      <w:hyperlink w:anchor="_Toc230357370" w:history="1">
         <w:r>
           <w:rPr>
             <w:rStyle w:val="a3"/>
@@ -1394,7 +1299,7 @@
             <w:noProof/>
             <w:webHidden/>
           </w:rPr>
-          <w:instrText>PAGEREF _Toc230256379 \h</w:instrText>
+          <w:instrText>PAGEREF _Toc230357370 \h</w:instrText>
         </w:r>
         <w:r>
           <w:rPr>
@@ -1444,13 +1349,13 @@
         </w:tabs>
         <w:ind w:left="840"/>
         <w:rPr>
-          <w:rFonts w:ascii="Arial" w:eastAsia="宋体" w:hAnsi="Arial" w:hint="eastAsia"/>
+          <w:rFonts w:ascii="Arial" w:eastAsia="宋体" w:hAnsi="Arial"/>
           <w:noProof/>
           <w:sz w:val="22"/>
           <w:szCs w:val="24"/>
         </w:rPr>
       </w:pPr>
-      <w:hyperlink w:anchor="_Toc230256380" w:history="1">
+      <w:hyperlink w:anchor="_Toc230357371" w:history="1">
         <w:r>
           <w:rPr>
             <w:rStyle w:val="a3"/>
@@ -1496,7 +1401,7 @@
             <w:noProof/>
             <w:webHidden/>
           </w:rPr>
-          <w:instrText>PAGEREF _Toc230256380 \h</w:instrText>
+          <w:instrText>PAGEREF _Toc230357371 \h</w:instrText>
         </w:r>
         <w:r>
           <w:rPr>
@@ -1546,13 +1451,13 @@
           <w:tab w:val="right" w:leader="dot" w:pos="8919"/>
         </w:tabs>
         <w:rPr>
-          <w:rFonts w:ascii="Arial" w:eastAsia="宋体" w:hAnsi="Arial" w:hint="eastAsia"/>
+          <w:rFonts w:ascii="Arial" w:eastAsia="宋体" w:hAnsi="Arial"/>
           <w:noProof/>
           <w:sz w:val="22"/>
           <w:szCs w:val="24"/>
         </w:rPr>
       </w:pPr>
-      <w:hyperlink w:anchor="_Toc230256381" w:history="1">
+      <w:hyperlink w:anchor="_Toc230357372" w:history="1">
         <w:r>
           <w:rPr>
             <w:rStyle w:val="a3"/>
@@ -1607,7 +1512,7 @@
             <w:noProof/>
             <w:webHidden/>
           </w:rPr>
-          <w:instrText>PAGEREF _Toc230256381 \h</w:instrText>
+          <w:instrText>PAGEREF _Toc230357372 \h</w:instrText>
         </w:r>
         <w:r>
           <w:rPr>
@@ -1657,13 +1562,13 @@
         </w:tabs>
         <w:ind w:left="420"/>
         <w:rPr>
-          <w:rFonts w:ascii="Arial" w:eastAsia="宋体" w:hAnsi="Arial" w:hint="eastAsia"/>
+          <w:rFonts w:ascii="Arial" w:eastAsia="宋体" w:hAnsi="Arial"/>
           <w:noProof/>
           <w:sz w:val="22"/>
           <w:szCs w:val="24"/>
         </w:rPr>
       </w:pPr>
-      <w:hyperlink w:anchor="_Toc230256382" w:history="1">
+      <w:hyperlink w:anchor="_Toc230357373" w:history="1">
         <w:r>
           <w:rPr>
             <w:rStyle w:val="a3"/>
@@ -1711,7 +1616,7 @@
             <w:noProof/>
             <w:webHidden/>
           </w:rPr>
-          <w:instrText>PAGEREF _Toc230256382 \h</w:instrText>
+          <w:instrText>PAGEREF _Toc230357373 \h</w:instrText>
         </w:r>
         <w:r>
           <w:rPr>
@@ -1761,13 +1666,13 @@
         </w:tabs>
         <w:ind w:left="840"/>
         <w:rPr>
-          <w:rFonts w:ascii="Arial" w:eastAsia="宋体" w:hAnsi="Arial" w:hint="eastAsia"/>
+          <w:rFonts w:ascii="Arial" w:eastAsia="宋体" w:hAnsi="Arial"/>
           <w:noProof/>
           <w:sz w:val="22"/>
           <w:szCs w:val="24"/>
         </w:rPr>
       </w:pPr>
-      <w:hyperlink w:anchor="_Toc230256383" w:history="1">
+      <w:hyperlink w:anchor="_Toc230357374" w:history="1">
         <w:r>
           <w:rPr>
             <w:rStyle w:val="a3"/>
@@ -1811,7 +1716,7 @@
             <w:noProof/>
             <w:webHidden/>
           </w:rPr>
-          <w:instrText>PAGEREF _Toc230256383 \h</w:instrText>
+          <w:instrText>PAGEREF _Toc230357374 \h</w:instrText>
         </w:r>
         <w:r>
           <w:rPr>
@@ -1861,13 +1766,13 @@
         </w:tabs>
         <w:ind w:left="840"/>
         <w:rPr>
-          <w:rFonts w:ascii="Arial" w:eastAsia="宋体" w:hAnsi="Arial" w:hint="eastAsia"/>
+          <w:rFonts w:ascii="Arial" w:eastAsia="宋体" w:hAnsi="Arial"/>
           <w:noProof/>
           <w:sz w:val="22"/>
           <w:szCs w:val="24"/>
         </w:rPr>
       </w:pPr>
-      <w:hyperlink w:anchor="_Toc230256384" w:history="1">
+      <w:hyperlink w:anchor="_Toc230357375" w:history="1">
         <w:r>
           <w:rPr>
             <w:rStyle w:val="a3"/>
@@ -1911,7 +1816,7 @@
             <w:noProof/>
             <w:webHidden/>
           </w:rPr>
-          <w:instrText>PAGEREF _Toc230256384 \h</w:instrText>
+          <w:instrText>PAGEREF _Toc230357375 \h</w:instrText>
         </w:r>
         <w:r>
           <w:rPr>
@@ -1961,13 +1866,13 @@
         </w:tabs>
         <w:ind w:left="840"/>
         <w:rPr>
-          <w:rFonts w:ascii="Arial" w:eastAsia="宋体" w:hAnsi="Arial" w:hint="eastAsia"/>
+          <w:rFonts w:ascii="Arial" w:eastAsia="宋体" w:hAnsi="Arial"/>
           <w:noProof/>
           <w:sz w:val="22"/>
           <w:szCs w:val="24"/>
         </w:rPr>
       </w:pPr>
-      <w:hyperlink w:anchor="_Toc230256385" w:history="1">
+      <w:hyperlink w:anchor="_Toc230357376" w:history="1">
         <w:r>
           <w:rPr>
             <w:rStyle w:val="a3"/>
@@ -2011,7 +1916,7 @@
             <w:noProof/>
             <w:webHidden/>
           </w:rPr>
-          <w:instrText>PAGEREF _Toc230256385 \h</w:instrText>
+          <w:instrText>PAGEREF _Toc230357376 \h</w:instrText>
         </w:r>
         <w:r>
           <w:rPr>
@@ -2061,19 +1966,19 @@
         </w:tabs>
         <w:ind w:left="840"/>
         <w:rPr>
-          <w:rFonts w:ascii="Arial" w:eastAsia="宋体" w:hAnsi="Arial" w:hint="eastAsia"/>
+          <w:rFonts w:ascii="Arial" w:eastAsia="宋体" w:hAnsi="Arial"/>
           <w:noProof/>
           <w:sz w:val="22"/>
           <w:szCs w:val="24"/>
         </w:rPr>
       </w:pPr>
-      <w:hyperlink w:anchor="_Toc230256386" w:history="1">
+      <w:hyperlink w:anchor="_Toc230357377" w:history="1">
         <w:r>
           <w:rPr>
             <w:rStyle w:val="a3"/>
             <w:noProof/>
           </w:rPr>
-          <w:t>3.2.4</w:t>
+          <w:t>3.1.4</w:t>
         </w:r>
         <w:r>
           <w:rPr>
@@ -2111,7 +2016,7 @@
             <w:noProof/>
             <w:webHidden/>
           </w:rPr>
-          <w:instrText>PAGEREF _Toc230256386 \h</w:instrText>
+          <w:instrText>PAGEREF _Toc230357377 \h</w:instrText>
         </w:r>
         <w:r>
           <w:rPr>
@@ -2161,13 +2066,13 @@
         </w:tabs>
         <w:ind w:left="840"/>
         <w:rPr>
-          <w:rFonts w:ascii="Arial" w:eastAsia="宋体" w:hAnsi="Arial" w:hint="eastAsia"/>
+          <w:rFonts w:ascii="Arial" w:eastAsia="宋体" w:hAnsi="Arial"/>
           <w:noProof/>
           <w:sz w:val="22"/>
           <w:szCs w:val="24"/>
         </w:rPr>
       </w:pPr>
-      <w:hyperlink w:anchor="_Toc230256387" w:history="1">
+      <w:hyperlink w:anchor="_Toc230357378" w:history="1">
         <w:r>
           <w:rPr>
             <w:rStyle w:val="a3"/>
@@ -2211,7 +2116,7 @@
             <w:noProof/>
             <w:webHidden/>
           </w:rPr>
-          <w:instrText>PAGEREF _Toc230256387 \h</w:instrText>
+          <w:instrText>PAGEREF _Toc230357378 \h</w:instrText>
         </w:r>
         <w:r>
           <w:rPr>
@@ -2261,13 +2166,13 @@
         </w:tabs>
         <w:ind w:left="420"/>
         <w:rPr>
-          <w:rFonts w:ascii="Arial" w:eastAsia="宋体" w:hAnsi="Arial" w:hint="eastAsia"/>
+          <w:rFonts w:ascii="Arial" w:eastAsia="宋体" w:hAnsi="Arial"/>
           <w:noProof/>
           <w:sz w:val="22"/>
           <w:szCs w:val="24"/>
         </w:rPr>
       </w:pPr>
-      <w:hyperlink w:anchor="_Toc230256388" w:history="1">
+      <w:hyperlink w:anchor="_Toc230357379" w:history="1">
         <w:r>
           <w:rPr>
             <w:rStyle w:val="a3"/>
@@ -2315,7 +2220,7 @@
             <w:noProof/>
             <w:webHidden/>
           </w:rPr>
-          <w:instrText>PAGEREF _Toc230256388 \h</w:instrText>
+          <w:instrText>PAGEREF _Toc230357379 \h</w:instrText>
         </w:r>
         <w:r>
           <w:rPr>
@@ -2365,19 +2270,19 @@
         </w:tabs>
         <w:ind w:left="840"/>
         <w:rPr>
-          <w:rFonts w:ascii="Arial" w:eastAsia="宋体" w:hAnsi="Arial" w:hint="eastAsia"/>
+          <w:rFonts w:ascii="Arial" w:eastAsia="宋体" w:hAnsi="Arial"/>
           <w:noProof/>
           <w:sz w:val="22"/>
           <w:szCs w:val="24"/>
         </w:rPr>
       </w:pPr>
-      <w:hyperlink w:anchor="_Toc230256389" w:history="1">
+      <w:hyperlink w:anchor="_Toc230357380" w:history="1">
         <w:r>
           <w:rPr>
             <w:rStyle w:val="a3"/>
             <w:noProof/>
           </w:rPr>
-          <w:t>3.1.1</w:t>
+          <w:t>3.2.1</w:t>
         </w:r>
         <w:r>
           <w:rPr>
@@ -2415,7 +2320,7 @@
             <w:noProof/>
             <w:webHidden/>
           </w:rPr>
-          <w:instrText>PAGEREF _Toc230256389 \h</w:instrText>
+          <w:instrText>PAGEREF _Toc230357380 \h</w:instrText>
         </w:r>
         <w:r>
           <w:rPr>
@@ -2465,19 +2370,19 @@
         </w:tabs>
         <w:ind w:left="840"/>
         <w:rPr>
-          <w:rFonts w:ascii="Arial" w:eastAsia="宋体" w:hAnsi="Arial" w:hint="eastAsia"/>
+          <w:rFonts w:ascii="Arial" w:eastAsia="宋体" w:hAnsi="Arial"/>
           <w:noProof/>
           <w:sz w:val="22"/>
           <w:szCs w:val="24"/>
         </w:rPr>
       </w:pPr>
-      <w:hyperlink w:anchor="_Toc230256390" w:history="1">
+      <w:hyperlink w:anchor="_Toc230357381" w:history="1">
         <w:r>
           <w:rPr>
             <w:rStyle w:val="a3"/>
             <w:noProof/>
           </w:rPr>
-          <w:t>3.1.2</w:t>
+          <w:t>3.2.2</w:t>
         </w:r>
         <w:r>
           <w:rPr>
@@ -2515,7 +2420,7 @@
             <w:noProof/>
             <w:webHidden/>
           </w:rPr>
-          <w:instrText>PAGEREF _Toc230256390 \h</w:instrText>
+          <w:instrText>PAGEREF _Toc230357381 \h</w:instrText>
         </w:r>
         <w:r>
           <w:rPr>
@@ -2565,19 +2470,19 @@
         </w:tabs>
         <w:ind w:left="840"/>
         <w:rPr>
-          <w:rFonts w:ascii="Arial" w:eastAsia="宋体" w:hAnsi="Arial" w:hint="eastAsia"/>
+          <w:rFonts w:ascii="Arial" w:eastAsia="宋体" w:hAnsi="Arial"/>
           <w:noProof/>
           <w:sz w:val="22"/>
           <w:szCs w:val="24"/>
         </w:rPr>
       </w:pPr>
-      <w:hyperlink w:anchor="_Toc230256395" w:history="1">
+      <w:hyperlink w:anchor="_Toc230357386" w:history="1">
         <w:r>
           <w:rPr>
             <w:rStyle w:val="a3"/>
             <w:noProof/>
           </w:rPr>
-          <w:t>3.1.3</w:t>
+          <w:t>3.2.3</w:t>
         </w:r>
         <w:r>
           <w:rPr>
@@ -2615,7 +2520,7 @@
             <w:noProof/>
             <w:webHidden/>
           </w:rPr>
-          <w:instrText>PAGEREF _Toc230256395 \h</w:instrText>
+          <w:instrText>PAGEREF _Toc230357386 \h</w:instrText>
         </w:r>
         <w:r>
           <w:rPr>
@@ -2646,6 +2551,117 @@
             <w:webHidden/>
           </w:rPr>
           <w:t>10</w:t>
+        </w:r>
+        <w:r>
+          <w:rPr>
+            <w:rFonts w:hint="eastAsia"/>
+            <w:noProof/>
+            <w:webHidden/>
+          </w:rPr>
+          <w:fldChar w:fldCharType="end"/>
+        </w:r>
+      </w:hyperlink>
+    </w:p>
+    <w:p>
+      <w:pPr>
+        <w:pStyle w:val="TOC1"/>
+        <w:tabs>
+          <w:tab w:val="left" w:pos="400"/>
+          <w:tab w:val="right" w:leader="dot" w:pos="8919"/>
+        </w:tabs>
+        <w:rPr>
+          <w:rFonts w:ascii="Arial" w:eastAsia="宋体" w:hAnsi="Arial"/>
+          <w:noProof/>
+          <w:sz w:val="22"/>
+          <w:szCs w:val="24"/>
+        </w:rPr>
+      </w:pPr>
+      <w:hyperlink w:anchor="_Toc230357387" w:history="1">
+        <w:r>
+          <w:rPr>
+            <w:rStyle w:val="a3"/>
+            <w:rFonts w:ascii="Times New Roman" w:hAnsi="Times New Roman"/>
+            <w:noProof/>
+          </w:rPr>
+          <w:t>4</w:t>
+        </w:r>
+        <w:r>
+          <w:rPr>
+            <w:rFonts w:ascii="Arial" w:eastAsia="宋体" w:hAnsi="Arial" w:hint="eastAsia"/>
+            <w:noProof/>
+            <w:sz w:val="22"/>
+            <w:szCs w:val="24"/>
+          </w:rPr>
+          <w:tab/>
+        </w:r>
+        <w:r>
+          <w:rPr>
+            <w:rStyle w:val="a3"/>
+            <w:rFonts w:ascii="Times New Roman" w:hAnsi="Times New Roman"/>
+            <w:noProof/>
+          </w:rPr>
+          <w:t>开发环境与规范</w:t>
+        </w:r>
+        <w:r>
+          <w:rPr>
+            <w:rFonts w:hint="eastAsia"/>
+            <w:noProof/>
+            <w:webHidden/>
+          </w:rPr>
+          <w:tab/>
+        </w:r>
+        <w:r>
+          <w:rPr>
+            <w:rFonts w:hint="eastAsia"/>
+            <w:noProof/>
+            <w:webHidden/>
+          </w:rPr>
+          <w:fldChar w:fldCharType="begin"/>
+        </w:r>
+        <w:r>
+          <w:rPr>
+            <w:rFonts w:hint="eastAsia"/>
+            <w:noProof/>
+            <w:webHidden/>
+          </w:rPr>
+          <w:instrText xml:space="preserve"> </w:instrText>
+        </w:r>
+        <w:r>
+          <w:rPr>
+            <w:noProof/>
+            <w:webHidden/>
+          </w:rPr>
+          <w:instrText>PAGEREF _Toc230357387 \h</w:instrText>
+        </w:r>
+        <w:r>
+          <w:rPr>
+            <w:rFonts w:hint="eastAsia"/>
+            <w:noProof/>
+            <w:webHidden/>
+          </w:rPr>
+          <w:instrText xml:space="preserve"> </w:instrText>
+        </w:r>
+        <w:r>
+          <w:rPr>
+            <w:rFonts w:hint="eastAsia"/>
+            <w:noProof/>
+            <w:webHidden/>
+          </w:rPr>
+        </w:r>
+        <w:r>
+          <w:rPr>
+            <w:rFonts w:hint="eastAsia"/>
+            <w:noProof/>
+            <w:webHidden/>
+          </w:rPr>
+          <w:fldChar w:fldCharType="separate"/>
+        </w:r>
+        <w:r>
+          <w:rPr>
+            <w:noProof/>
+            <w:webHidden/>
+          </w:rPr>
+          <w:t>11</w:t>
         </w:r>
         <w:r>
           <w:rPr>
@@ -2666,13 +2682,13 @@
         </w:tabs>
         <w:ind w:left="420"/>
         <w:rPr>
-          <w:rFonts w:ascii="Arial" w:eastAsia="宋体" w:hAnsi="Arial" w:hint="eastAsia"/>
+          <w:rFonts w:ascii="Arial" w:eastAsia="宋体" w:hAnsi="Arial"/>
           <w:noProof/>
           <w:sz w:val="22"/>
           <w:szCs w:val="24"/>
         </w:rPr>
       </w:pPr>
-      <w:hyperlink w:anchor="_Toc230256396" w:history="1">
+      <w:hyperlink w:anchor="_Toc230357388" w:history="1">
         <w:r>
           <w:rPr>
             <w:rStyle w:val="a3"/>
@@ -2700,6 +2716,16 @@
             <w:noProof/>
             <w:kern w:val="0"/>
           </w:rPr>
+          <w:t xml:space="preserve">4.1 </w:t>
+        </w:r>
+        <w:r>
+          <w:rPr>
+            <w:rStyle w:val="a3"/>
+            <w:rFonts w:ascii="Times New Roman" w:hAnsi="Times New Roman"/>
+            <w:b/>
+            <w:noProof/>
+            <w:kern w:val="0"/>
+          </w:rPr>
           <w:t>开发环境</w:t>
         </w:r>
         <w:r>
@@ -2731,7 +2757,7 @@
             <w:noProof/>
             <w:webHidden/>
           </w:rPr>
-          <w:instrText>PAGEREF _Toc230256396 \h</w:instrText>
+          <w:instrText>PAGEREF _Toc230357388 \h</w:instrText>
         </w:r>
         <w:r>
           <w:rPr>
@@ -2782,13 +2808,13 @@
         </w:tabs>
         <w:ind w:left="420"/>
         <w:rPr>
-          <w:rFonts w:ascii="Arial" w:eastAsia="宋体" w:hAnsi="Arial" w:hint="eastAsia"/>
+          <w:rFonts w:ascii="Arial" w:eastAsia="宋体" w:hAnsi="Arial"/>
           <w:noProof/>
           <w:sz w:val="22"/>
           <w:szCs w:val="24"/>
         </w:rPr>
       </w:pPr>
-      <w:hyperlink w:anchor="_Toc230256397" w:history="1">
+      <w:hyperlink w:anchor="_Toc230357389" w:history="1">
         <w:r>
           <w:rPr>
             <w:rStyle w:val="a3"/>
@@ -2816,6 +2842,16 @@
             <w:noProof/>
             <w:kern w:val="0"/>
           </w:rPr>
+          <w:t xml:space="preserve">4.2 </w:t>
+        </w:r>
+        <w:r>
+          <w:rPr>
+            <w:rStyle w:val="a3"/>
+            <w:rFonts w:ascii="Times New Roman" w:hAnsi="Times New Roman"/>
+            <w:b/>
+            <w:noProof/>
+            <w:kern w:val="0"/>
+          </w:rPr>
           <w:t>开发规范</w:t>
         </w:r>
         <w:r>
@@ -2847,7 +2883,7 @@
             <w:noProof/>
             <w:webHidden/>
           </w:rPr>
-          <w:instrText>PAGEREF _Toc230256397 \h</w:instrText>
+          <w:instrText>PAGEREF _Toc230357389 \h</w:instrText>
         </w:r>
         <w:r>
           <w:rPr>
@@ -2893,51 +2929,40 @@
       <w:pPr>
         <w:pStyle w:val="TOC1"/>
         <w:tabs>
-          <w:tab w:val="left" w:pos="400"/>
           <w:tab w:val="right" w:leader="dot" w:pos="8919"/>
         </w:tabs>
         <w:rPr>
-          <w:rFonts w:ascii="Arial" w:eastAsia="宋体" w:hAnsi="Arial" w:hint="eastAsia"/>
+          <w:rFonts w:ascii="Arial" w:eastAsia="宋体" w:hAnsi="Arial"/>
           <w:noProof/>
           <w:sz w:val="22"/>
           <w:szCs w:val="24"/>
         </w:rPr>
       </w:pPr>
-      <w:hyperlink w:anchor="_Toc230256398" w:history="1">
+      <w:hyperlink w:anchor="_Toc230357390" w:history="1">
         <w:r>
           <w:rPr>
             <w:rStyle w:val="a3"/>
-            <w:rFonts w:ascii="Times New Roman" w:hAnsi="Times New Roman"/>
-            <w:noProof/>
-          </w:rPr>
-          <w:t>4</w:t>
-        </w:r>
-        <w:r>
-          <w:rPr>
-            <w:rFonts w:ascii="Arial" w:eastAsia="宋体" w:hAnsi="Arial" w:hint="eastAsia"/>
-            <w:noProof/>
-            <w:sz w:val="22"/>
-            <w:szCs w:val="24"/>
+            <w:noProof/>
+          </w:rPr>
+          <w:t xml:space="preserve">5 </w:t>
+        </w:r>
+        <w:r>
+          <w:rPr>
+            <w:rStyle w:val="a3"/>
+            <w:noProof/>
+          </w:rPr>
+          <w:t>需求分级</w:t>
+        </w:r>
+        <w:r>
+          <w:rPr>
+            <w:rFonts w:hint="eastAsia"/>
+            <w:noProof/>
+            <w:webHidden/>
           </w:rPr>
           <w:tab/>
         </w:r>
         <w:r>
           <w:rPr>
-            <w:rStyle w:val="a3"/>
-            <w:noProof/>
-          </w:rPr>
-          <w:t>需求分级</w:t>
-        </w:r>
-        <w:r>
-          <w:rPr>
-            <w:rFonts w:hint="eastAsia"/>
-            <w:noProof/>
-            <w:webHidden/>
-          </w:rPr>
-          <w:tab/>
-        </w:r>
-        <w:r>
-          <w:rPr>
             <w:rFonts w:hint="eastAsia"/>
             <w:noProof/>
             <w:webHidden/>
@@ -2957,7 +2982,7 @@
             <w:noProof/>
             <w:webHidden/>
           </w:rPr>
-          <w:instrText>PAGEREF _Toc230256398 \h</w:instrText>
+          <w:instrText>PAGEREF _Toc230357390 \h</w:instrText>
         </w:r>
         <w:r>
           <w:rPr>
@@ -3055,7 +3080,7 @@
           <w:szCs w:val="36"/>
         </w:rPr>
       </w:pPr>
-      <w:bookmarkStart w:id="0" w:name="_Toc230256374"/>
+      <w:bookmarkStart w:id="0" w:name="_Toc230357365"/>
       <w:r>
         <w:rPr>
           <w:rFonts w:ascii="Times New Roman" w:hAnsi="Times New Roman"/>
@@ -3083,7 +3108,7 @@
           <w:szCs w:val="30"/>
         </w:rPr>
       </w:pPr>
-      <w:bookmarkStart w:id="1" w:name="_Toc230256375"/>
+      <w:bookmarkStart w:id="1" w:name="_Toc230357366"/>
       <w:r>
         <w:rPr>
           <w:rFonts w:ascii="Times New Roman" w:hAnsi="Times New Roman"/>
@@ -3288,7 +3313,7 @@
           <w:szCs w:val="30"/>
         </w:rPr>
       </w:pPr>
-      <w:bookmarkStart w:id="2" w:name="_Toc230256376"/>
+      <w:bookmarkStart w:id="2" w:name="_Toc230357367"/>
       <w:r>
         <w:rPr>
           <w:rFonts w:ascii="Times New Roman" w:hAnsi="Times New Roman"/>
@@ -3348,7 +3373,15 @@
           <w:rFonts w:ascii="Times New Roman" w:hAnsi="Times New Roman" w:hint="eastAsia"/>
           <w:szCs w:val="21"/>
         </w:rPr>
-        <w:t>功能范围：涉及用户的全生命周期管理，包括账号注册、登录验证、个人信息管理、密码修改等；还包括帖子管理（发布、编辑、删除、查询）、评论管理、好友关系管理、聊天室互动等核心功能；系统具备完善的权限管理功能，区分普通用户和管理员权限。此外，还支持</w:t>
+        <w:t>功能范围：涉及用户的全生命周期管理，包括账号注册、登录验证、个人信息管理、密码修改等；还包括帖子管理（发布、编辑、删除、查询）、评论管理、好友关系管理、聊天室互动等核</w:t>
+      </w:r>
+      <w:r>
+        <w:rPr>
+          <w:rFonts w:ascii="Times New Roman" w:hAnsi="Times New Roman" w:hint="eastAsia"/>
+          <w:szCs w:val="21"/>
+        </w:rPr>
+        <w:lastRenderedPageBreak/>
+        <w:t>心功能；系统具备完善的权限管理功能，区分普通用户和管理员权限。此外，还支持</w:t>
       </w:r>
       <w:r>
         <w:rPr>
@@ -3362,15 +3395,7 @@
           <w:rFonts w:ascii="Times New Roman" w:hAnsi="Times New Roman" w:hint="eastAsia"/>
           <w:szCs w:val="21"/>
         </w:rPr>
-        <w:t>智能聊</w:t>
-      </w:r>
-      <w:r>
-        <w:rPr>
-          <w:rFonts w:ascii="Times New Roman" w:hAnsi="Times New Roman" w:hint="eastAsia"/>
-          <w:szCs w:val="21"/>
-        </w:rPr>
-        <w:lastRenderedPageBreak/>
-        <w:t>天、反馈管理、用户封禁等管理功能。</w:t>
+        <w:t>智能聊天、反馈管理、用户封禁等管理功能。</w:t>
       </w:r>
     </w:p>
     <w:p>
@@ -3386,7 +3411,7 @@
           <w:szCs w:val="36"/>
         </w:rPr>
       </w:pPr>
-      <w:bookmarkStart w:id="3" w:name="_Toc230256377"/>
+      <w:bookmarkStart w:id="3" w:name="_Toc230357368"/>
       <w:r>
         <w:rPr>
           <w:rFonts w:ascii="Times New Roman" w:hAnsi="Times New Roman"/>
@@ -3410,7 +3435,7 @@
           <w:szCs w:val="30"/>
         </w:rPr>
       </w:pPr>
-      <w:bookmarkStart w:id="4" w:name="_Toc230256378"/>
+      <w:bookmarkStart w:id="4" w:name="_Toc230357369"/>
       <w:r>
         <w:rPr>
           <w:rFonts w:ascii="Times New Roman" w:hAnsi="Times New Roman"/>
@@ -3514,7 +3539,7 @@
           <w:szCs w:val="30"/>
         </w:rPr>
       </w:pPr>
-      <w:bookmarkStart w:id="5" w:name="_Toc230256379"/>
+      <w:bookmarkStart w:id="5" w:name="_Toc230357370"/>
       <w:r>
         <w:rPr>
           <w:rFonts w:ascii="Times New Roman" w:hAnsi="Times New Roman"/>
@@ -3582,7 +3607,7 @@
           <w:szCs w:val="30"/>
         </w:rPr>
       </w:pPr>
-      <w:bookmarkStart w:id="6" w:name="_Toc230256380"/>
+      <w:bookmarkStart w:id="6" w:name="_Toc230357371"/>
       <w:r>
         <w:rPr>
           <w:rFonts w:ascii="Times New Roman" w:hAnsi="Times New Roman"/>
@@ -3667,7 +3692,7 @@
           <w:szCs w:val="36"/>
         </w:rPr>
       </w:pPr>
-      <w:bookmarkStart w:id="7" w:name="_Toc230256381"/>
+      <w:bookmarkStart w:id="7" w:name="_Toc230357372"/>
       <w:r>
         <w:rPr>
           <w:rFonts w:ascii="Times New Roman" w:hAnsi="Times New Roman"/>
@@ -3691,7 +3716,7 @@
           <w:szCs w:val="30"/>
         </w:rPr>
       </w:pPr>
-      <w:bookmarkStart w:id="8" w:name="_Toc230256382"/>
+      <w:bookmarkStart w:id="8" w:name="_Toc230357373"/>
       <w:r>
         <w:rPr>
           <w:rFonts w:ascii="Times New Roman" w:hAnsi="Times New Roman" w:hint="eastAsia"/>
@@ -3716,7 +3741,7 @@
       <w:pPr>
         <w:pStyle w:val="3"/>
       </w:pPr>
-      <w:bookmarkStart w:id="9" w:name="_Toc230256383"/>
+      <w:bookmarkStart w:id="9" w:name="_Toc230357374"/>
       <w:r>
         <w:rPr>
           <w:rFonts w:hint="eastAsia"/>
@@ -3728,40 +3753,525 @@
         <w:rPr>
           <w:rFonts w:hint="eastAsia"/>
         </w:rPr>
+        <w:t>登录管理</w:t>
+      </w:r>
+      <w:bookmarkEnd w:id="9"/>
+    </w:p>
+    <w:p>
+      <w:pPr>
+        <w:pStyle w:val="4"/>
+        <w:rPr>
+          <w:rFonts w:ascii="宋体;SimSun" w:hAnsi="宋体;SimSun" w:cs="宋体;SimSun"/>
+        </w:rPr>
+      </w:pPr>
+      <w:r>
+        <w:rPr>
+          <w:rFonts w:hint="eastAsia"/>
+        </w:rPr>
+        <w:t>3.1.1.1</w:t>
+      </w:r>
+      <w:r>
+        <w:rPr>
+          <w:rFonts w:ascii="宋体;SimSun" w:hAnsi="宋体;SimSun" w:cs="宋体;SimSun"/>
+        </w:rPr>
+        <w:t>账号</w:t>
+      </w:r>
+      <w:r>
+        <w:rPr>
+          <w:rFonts w:ascii="宋体;SimSun" w:hAnsi="宋体;SimSun" w:cs="宋体;SimSun" w:hint="eastAsia"/>
+        </w:rPr>
+        <w:t>注册</w:t>
+      </w:r>
+    </w:p>
+    <w:p>
+      <w:pPr>
+        <w:rPr>
+          <w:rFonts w:ascii="Times New Roman" w:hAnsi="Times New Roman"/>
+          <w:szCs w:val="21"/>
+        </w:rPr>
+      </w:pPr>
+      <w:r>
+        <w:rPr>
+          <w:rFonts w:ascii="Times New Roman" w:hAnsi="Times New Roman" w:hint="eastAsia"/>
+          <w:szCs w:val="21"/>
+        </w:rPr>
+        <w:t>·</w:t>
+      </w:r>
+      <w:r>
+        <w:rPr>
+          <w:rFonts w:ascii="Times New Roman" w:hAnsi="Times New Roman" w:hint="eastAsia"/>
+          <w:szCs w:val="21"/>
+        </w:rPr>
+        <w:t xml:space="preserve"> </w:t>
+      </w:r>
+      <w:r>
+        <w:rPr>
+          <w:rFonts w:ascii="Times New Roman" w:hAnsi="Times New Roman" w:hint="eastAsia"/>
+          <w:szCs w:val="21"/>
+        </w:rPr>
+        <w:t>前置条件：用户进入注册页面</w:t>
+      </w:r>
+      <w:r>
+        <w:rPr>
+          <w:rFonts w:ascii="Times New Roman" w:hAnsi="Times New Roman"/>
+          <w:szCs w:val="21"/>
+        </w:rPr>
+        <w:t xml:space="preserve"> </w:t>
+      </w:r>
+    </w:p>
+    <w:p>
+      <w:pPr>
+        <w:rPr>
+          <w:rFonts w:ascii="Times New Roman" w:hAnsi="Times New Roman"/>
+          <w:szCs w:val="21"/>
+        </w:rPr>
+      </w:pPr>
+      <w:r>
+        <w:rPr>
+          <w:rFonts w:ascii="Times New Roman" w:hAnsi="Times New Roman" w:hint="eastAsia"/>
+          <w:szCs w:val="21"/>
+        </w:rPr>
+        <w:t>·</w:t>
+      </w:r>
+      <w:r>
+        <w:rPr>
+          <w:rFonts w:ascii="Times New Roman" w:hAnsi="Times New Roman" w:hint="eastAsia"/>
+          <w:szCs w:val="21"/>
+        </w:rPr>
+        <w:t xml:space="preserve"> </w:t>
+      </w:r>
+      <w:r>
+        <w:rPr>
+          <w:rFonts w:ascii="Times New Roman" w:hAnsi="Times New Roman" w:hint="eastAsia"/>
+          <w:szCs w:val="21"/>
+        </w:rPr>
+        <w:t>功能流程：</w:t>
+      </w:r>
+    </w:p>
+    <w:p>
+      <w:pPr>
+        <w:rPr>
+          <w:rFonts w:ascii="Times New Roman" w:hAnsi="Times New Roman"/>
+          <w:szCs w:val="21"/>
+        </w:rPr>
+      </w:pPr>
+      <w:r>
+        <w:rPr>
+          <w:rFonts w:ascii="Times New Roman" w:hAnsi="Times New Roman" w:hint="eastAsia"/>
+          <w:szCs w:val="21"/>
+        </w:rPr>
+        <w:t xml:space="preserve">  1.</w:t>
+      </w:r>
+      <w:r>
+        <w:rPr>
+          <w:rFonts w:ascii="Times New Roman" w:hAnsi="Times New Roman" w:hint="eastAsia"/>
+          <w:szCs w:val="21"/>
+        </w:rPr>
+        <w:t>输入用户名（不少于三个字符）</w:t>
+      </w:r>
+      <w:r>
+        <w:rPr>
+          <w:rFonts w:ascii="Times New Roman" w:hAnsi="Times New Roman"/>
+          <w:szCs w:val="21"/>
+        </w:rPr>
+        <w:t xml:space="preserve"> </w:t>
+      </w:r>
+    </w:p>
+    <w:p>
+      <w:r>
+        <w:rPr>
+          <w:rFonts w:ascii="Times New Roman" w:hAnsi="Times New Roman" w:hint="eastAsia"/>
+          <w:szCs w:val="21"/>
+        </w:rPr>
+        <w:t xml:space="preserve">  2. </w:t>
+      </w:r>
+      <w:r>
+        <w:rPr>
+          <w:rFonts w:ascii="Times New Roman" w:hAnsi="Times New Roman" w:hint="eastAsia"/>
+          <w:szCs w:val="21"/>
+        </w:rPr>
+        <w:t>输入邮箱（格式正确）</w:t>
+      </w:r>
+    </w:p>
+    <w:p>
+      <w:pPr>
+        <w:rPr>
+          <w:rFonts w:ascii="Times New Roman" w:hAnsi="Times New Roman"/>
+          <w:szCs w:val="21"/>
+        </w:rPr>
+      </w:pPr>
+      <w:r>
+        <w:rPr>
+          <w:rFonts w:ascii="Times New Roman" w:hAnsi="Times New Roman" w:hint="eastAsia"/>
+          <w:szCs w:val="21"/>
+        </w:rPr>
+        <w:t xml:space="preserve">  3. </w:t>
+      </w:r>
+      <w:r>
+        <w:rPr>
+          <w:rFonts w:ascii="Times New Roman" w:hAnsi="Times New Roman" w:hint="eastAsia"/>
+          <w:szCs w:val="21"/>
+        </w:rPr>
+        <w:t>输入密码（不少于</w:t>
+      </w:r>
+      <w:r>
+        <w:rPr>
+          <w:rFonts w:ascii="Times New Roman" w:hAnsi="Times New Roman" w:hint="eastAsia"/>
+          <w:szCs w:val="21"/>
+        </w:rPr>
+        <w:t>6</w:t>
+      </w:r>
+      <w:r>
+        <w:rPr>
+          <w:rFonts w:ascii="Times New Roman" w:hAnsi="Times New Roman" w:hint="eastAsia"/>
+          <w:szCs w:val="21"/>
+        </w:rPr>
+        <w:t>个字符）</w:t>
+      </w:r>
+    </w:p>
+    <w:p>
+      <w:pPr>
+        <w:rPr>
+          <w:rFonts w:ascii="Times New Roman" w:hAnsi="Times New Roman"/>
+          <w:szCs w:val="21"/>
+        </w:rPr>
+      </w:pPr>
+      <w:r>
+        <w:rPr>
+          <w:rFonts w:ascii="Times New Roman" w:hAnsi="Times New Roman" w:hint="eastAsia"/>
+          <w:szCs w:val="21"/>
+        </w:rPr>
+        <w:t xml:space="preserve">  4. </w:t>
+      </w:r>
+      <w:r>
+        <w:rPr>
+          <w:rFonts w:ascii="Times New Roman" w:hAnsi="Times New Roman" w:hint="eastAsia"/>
+          <w:szCs w:val="21"/>
+        </w:rPr>
+        <w:t>确认密码</w:t>
+      </w:r>
+    </w:p>
+    <w:p>
+      <w:pPr>
+        <w:rPr>
+          <w:rFonts w:ascii="Times New Roman" w:hAnsi="Times New Roman"/>
+          <w:szCs w:val="21"/>
+        </w:rPr>
+      </w:pPr>
+      <w:r>
+        <w:rPr>
+          <w:rFonts w:ascii="Times New Roman" w:hAnsi="Times New Roman" w:hint="eastAsia"/>
+          <w:szCs w:val="21"/>
+        </w:rPr>
+        <w:t xml:space="preserve">  5. </w:t>
+      </w:r>
+      <w:r>
+        <w:rPr>
+          <w:rFonts w:ascii="Times New Roman" w:hAnsi="Times New Roman" w:hint="eastAsia"/>
+          <w:szCs w:val="21"/>
+        </w:rPr>
+        <w:t>提交</w:t>
+      </w:r>
+    </w:p>
+    <w:p>
+      <w:pPr>
+        <w:rPr>
+          <w:rFonts w:ascii="Times New Roman" w:hAnsi="Times New Roman"/>
+          <w:szCs w:val="21"/>
+        </w:rPr>
+      </w:pPr>
+      <w:r>
+        <w:rPr>
+          <w:rFonts w:ascii="Times New Roman" w:hAnsi="Times New Roman" w:hint="eastAsia"/>
+          <w:szCs w:val="21"/>
+        </w:rPr>
+        <w:t xml:space="preserve">  6. </w:t>
+      </w:r>
+      <w:r>
+        <w:rPr>
+          <w:rFonts w:ascii="Times New Roman" w:hAnsi="Times New Roman" w:hint="eastAsia"/>
+          <w:szCs w:val="21"/>
+        </w:rPr>
+        <w:t>提交与反馈：</w:t>
+      </w:r>
+    </w:p>
+    <w:p>
+      <w:pPr>
+        <w:rPr>
+          <w:rFonts w:ascii="Times New Roman" w:hAnsi="Times New Roman"/>
+          <w:szCs w:val="21"/>
+        </w:rPr>
+      </w:pPr>
+      <w:r>
+        <w:rPr>
+          <w:rFonts w:ascii="Times New Roman" w:hAnsi="Times New Roman" w:hint="eastAsia"/>
+          <w:szCs w:val="21"/>
+        </w:rPr>
+        <w:t>成功：注册成功，你的账户是</w:t>
+      </w:r>
+      <w:r>
+        <w:rPr>
+          <w:rFonts w:ascii="Times New Roman" w:hAnsi="Times New Roman" w:hint="eastAsia"/>
+          <w:szCs w:val="21"/>
+        </w:rPr>
+        <w:t>XX</w:t>
+      </w:r>
+      <w:r>
+        <w:rPr>
+          <w:rFonts w:ascii="Times New Roman" w:hAnsi="Times New Roman" w:hint="eastAsia"/>
+          <w:szCs w:val="21"/>
+        </w:rPr>
+        <w:t>，十秒后跳转登录页</w:t>
+      </w:r>
+    </w:p>
+    <w:p>
+      <w:pPr>
+        <w:rPr>
+          <w:rFonts w:ascii="Times New Roman" w:hAnsi="Times New Roman"/>
+          <w:szCs w:val="21"/>
+        </w:rPr>
+      </w:pPr>
+      <w:r>
+        <w:rPr>
+          <w:rFonts w:ascii="Times New Roman" w:hAnsi="Times New Roman" w:hint="eastAsia"/>
+          <w:szCs w:val="21"/>
+        </w:rPr>
+        <w:t>失败：提示“注册失败！”。</w:t>
+      </w:r>
+    </w:p>
+    <w:p>
+      <w:pPr>
+        <w:pStyle w:val="4"/>
+        <w:rPr>
+          <w:rFonts w:ascii="宋体;SimSun" w:hAnsi="宋体;SimSun" w:cs="宋体;SimSun"/>
+        </w:rPr>
+      </w:pPr>
+      <w:r>
+        <w:rPr>
+          <w:rFonts w:hint="eastAsia"/>
+        </w:rPr>
+        <w:t>3.1.1.2</w:t>
+      </w:r>
+      <w:r>
+        <w:rPr>
+          <w:rFonts w:ascii="宋体;SimSun" w:hAnsi="宋体;SimSun" w:cs="宋体;SimSun"/>
+        </w:rPr>
+        <w:t>账号</w:t>
+      </w:r>
+      <w:r>
+        <w:rPr>
+          <w:rFonts w:ascii="宋体;SimSun" w:hAnsi="宋体;SimSun" w:cs="宋体;SimSun" w:hint="eastAsia"/>
+        </w:rPr>
         <w:t>登录</w:t>
       </w:r>
-      <w:r>
-        <w:rPr>
-          <w:rFonts w:hint="eastAsia"/>
-        </w:rPr>
-        <w:t>管理</w:t>
-      </w:r>
-      <w:bookmarkEnd w:id="9"/>
-    </w:p>
+    </w:p>
+    <w:p>
+      <w:pPr>
+        <w:rPr>
+          <w:rFonts w:ascii="Times New Roman" w:hAnsi="Times New Roman"/>
+          <w:szCs w:val="21"/>
+        </w:rPr>
+      </w:pPr>
+      <w:r>
+        <w:rPr>
+          <w:rFonts w:ascii="Times New Roman" w:hAnsi="Times New Roman" w:hint="eastAsia"/>
+          <w:szCs w:val="21"/>
+        </w:rPr>
+        <w:t>·</w:t>
+      </w:r>
+      <w:r>
+        <w:rPr>
+          <w:rFonts w:ascii="Times New Roman" w:hAnsi="Times New Roman" w:hint="eastAsia"/>
+          <w:szCs w:val="21"/>
+        </w:rPr>
+        <w:t xml:space="preserve"> </w:t>
+      </w:r>
+      <w:r>
+        <w:rPr>
+          <w:rFonts w:ascii="Times New Roman" w:hAnsi="Times New Roman" w:hint="eastAsia"/>
+          <w:szCs w:val="21"/>
+        </w:rPr>
+        <w:t>前置条件：用户进入登录页面</w:t>
+      </w:r>
+      <w:r>
+        <w:rPr>
+          <w:rFonts w:ascii="Times New Roman" w:hAnsi="Times New Roman"/>
+          <w:szCs w:val="21"/>
+        </w:rPr>
+        <w:t xml:space="preserve"> </w:t>
+      </w:r>
+    </w:p>
+    <w:p>
+      <w:pPr>
+        <w:rPr>
+          <w:rFonts w:ascii="Times New Roman" w:hAnsi="Times New Roman"/>
+          <w:szCs w:val="21"/>
+        </w:rPr>
+      </w:pPr>
+      <w:r>
+        <w:rPr>
+          <w:rFonts w:ascii="Times New Roman" w:hAnsi="Times New Roman" w:hint="eastAsia"/>
+          <w:szCs w:val="21"/>
+        </w:rPr>
+        <w:t>·</w:t>
+      </w:r>
+      <w:r>
+        <w:rPr>
+          <w:rFonts w:ascii="Times New Roman" w:hAnsi="Times New Roman" w:hint="eastAsia"/>
+          <w:szCs w:val="21"/>
+        </w:rPr>
+        <w:t xml:space="preserve"> </w:t>
+      </w:r>
+      <w:r>
+        <w:rPr>
+          <w:rFonts w:ascii="Times New Roman" w:hAnsi="Times New Roman" w:hint="eastAsia"/>
+          <w:szCs w:val="21"/>
+        </w:rPr>
+        <w:t>功能流程：</w:t>
+      </w:r>
+    </w:p>
+    <w:p>
+      <w:pPr>
+        <w:rPr>
+          <w:rFonts w:ascii="Times New Roman" w:hAnsi="Times New Roman"/>
+          <w:szCs w:val="21"/>
+        </w:rPr>
+      </w:pPr>
+      <w:r>
+        <w:rPr>
+          <w:rFonts w:ascii="Times New Roman" w:hAnsi="Times New Roman" w:hint="eastAsia"/>
+          <w:szCs w:val="21"/>
+        </w:rPr>
+        <w:t xml:space="preserve">  1.</w:t>
+      </w:r>
+      <w:r>
+        <w:rPr>
+          <w:rFonts w:ascii="Times New Roman" w:hAnsi="Times New Roman" w:hint="eastAsia"/>
+          <w:szCs w:val="21"/>
+        </w:rPr>
+        <w:t>输入账户</w:t>
+      </w:r>
+      <w:r>
+        <w:rPr>
+          <w:rFonts w:ascii="Times New Roman" w:hAnsi="Times New Roman"/>
+          <w:szCs w:val="21"/>
+        </w:rPr>
+        <w:t xml:space="preserve"> </w:t>
+      </w:r>
+    </w:p>
+    <w:p>
+      <w:r>
+        <w:rPr>
+          <w:rFonts w:ascii="Times New Roman" w:hAnsi="Times New Roman" w:hint="eastAsia"/>
+          <w:szCs w:val="21"/>
+        </w:rPr>
+        <w:t xml:space="preserve">  2. </w:t>
+      </w:r>
+      <w:r>
+        <w:rPr>
+          <w:rFonts w:ascii="Times New Roman" w:hAnsi="Times New Roman" w:hint="eastAsia"/>
+          <w:szCs w:val="21"/>
+        </w:rPr>
+        <w:t>输入密码</w:t>
+      </w:r>
+    </w:p>
+    <w:p>
+      <w:pPr>
+        <w:rPr>
+          <w:rFonts w:ascii="Times New Roman" w:hAnsi="Times New Roman"/>
+          <w:szCs w:val="21"/>
+        </w:rPr>
+      </w:pPr>
+      <w:r>
+        <w:rPr>
+          <w:rFonts w:ascii="Times New Roman" w:hAnsi="Times New Roman" w:hint="eastAsia"/>
+          <w:szCs w:val="21"/>
+        </w:rPr>
+        <w:t xml:space="preserve">  3. </w:t>
+      </w:r>
+      <w:r>
+        <w:rPr>
+          <w:rFonts w:ascii="Times New Roman" w:hAnsi="Times New Roman" w:hint="eastAsia"/>
+          <w:szCs w:val="21"/>
+        </w:rPr>
+        <w:t>确定登录</w:t>
+      </w:r>
+    </w:p>
+    <w:p>
+      <w:pPr>
+        <w:rPr>
+          <w:rFonts w:ascii="Times New Roman" w:hAnsi="Times New Roman"/>
+          <w:szCs w:val="21"/>
+        </w:rPr>
+      </w:pPr>
+      <w:r>
+        <w:rPr>
+          <w:rFonts w:ascii="Times New Roman" w:hAnsi="Times New Roman" w:hint="eastAsia"/>
+          <w:szCs w:val="21"/>
+        </w:rPr>
+        <w:t xml:space="preserve">  4. </w:t>
+      </w:r>
+      <w:r>
+        <w:rPr>
+          <w:rFonts w:ascii="Times New Roman" w:hAnsi="Times New Roman" w:hint="eastAsia"/>
+          <w:szCs w:val="21"/>
+        </w:rPr>
+        <w:t>提交与反馈：</w:t>
+      </w:r>
+    </w:p>
+    <w:p>
+      <w:pPr>
+        <w:rPr>
+          <w:rFonts w:ascii="Times New Roman" w:hAnsi="Times New Roman"/>
+          <w:szCs w:val="21"/>
+        </w:rPr>
+      </w:pPr>
+      <w:r>
+        <w:rPr>
+          <w:rFonts w:ascii="Times New Roman" w:hAnsi="Times New Roman" w:hint="eastAsia"/>
+          <w:szCs w:val="21"/>
+        </w:rPr>
+        <w:t>成功：登录成功，跳转到登录页</w:t>
+      </w:r>
+      <w:r>
+        <w:rPr>
+          <w:rFonts w:ascii="Times New Roman" w:hAnsi="Times New Roman"/>
+          <w:szCs w:val="21"/>
+        </w:rPr>
+        <w:t xml:space="preserve"> </w:t>
+      </w:r>
+    </w:p>
+    <w:p>
+      <w:pPr>
+        <w:rPr>
+          <w:rFonts w:ascii="Times New Roman" w:hAnsi="Times New Roman"/>
+          <w:szCs w:val="21"/>
+        </w:rPr>
+      </w:pPr>
+      <w:r>
+        <w:rPr>
+          <w:rFonts w:ascii="Times New Roman" w:hAnsi="Times New Roman" w:hint="eastAsia"/>
+          <w:szCs w:val="21"/>
+        </w:rPr>
+        <w:t>失败：提示“登录失败，账户或密码错误”。</w:t>
+      </w:r>
+    </w:p>
+    <w:p/>
     <w:p>
       <w:pPr>
         <w:pStyle w:val="4"/>
-        <w:rPr>
-          <w:rFonts w:ascii="宋体;SimSun" w:hAnsi="宋体;SimSun" w:cs="宋体;SimSun"/>
-        </w:rPr>
-      </w:pPr>
-      <w:r>
-        <w:rPr>
-          <w:rFonts w:hint="eastAsia"/>
-        </w:rPr>
-        <w:t>3.1.1.1</w:t>
-      </w:r>
-      <w:r>
-        <w:rPr>
-          <w:rFonts w:ascii="宋体;SimSun" w:hAnsi="宋体;SimSun" w:cs="宋体;SimSun"/>
-        </w:rPr>
-        <w:t>账号</w:t>
-      </w:r>
-      <w:r>
-        <w:rPr>
-          <w:rFonts w:ascii="宋体;SimSun" w:hAnsi="宋体;SimSun" w:cs="宋体;SimSun" w:hint="eastAsia"/>
-        </w:rPr>
-        <w:t>注册</w:t>
+      </w:pPr>
+      <w:r>
+        <w:rPr>
+          <w:rFonts w:hint="eastAsia"/>
+        </w:rPr>
+        <w:t>3.1.1.3</w:t>
+      </w:r>
+      <w:r>
+        <w:rPr>
+          <w:rFonts w:hint="eastAsia"/>
+        </w:rPr>
+        <w:t>忘记密码</w:t>
       </w:r>
     </w:p>
     <w:p>
@@ -3790,7 +4300,7 @@
           <w:rFonts w:ascii="Times New Roman" w:hAnsi="Times New Roman" w:hint="eastAsia"/>
           <w:szCs w:val="21"/>
         </w:rPr>
-        <w:t>前置条件：用户进入注册页面</w:t>
+        <w:t>前置条件：用户进入忘记密码页面</w:t>
       </w:r>
       <w:r>
         <w:rPr>
@@ -3848,7 +4358,7 @@
           <w:rFonts w:ascii="Times New Roman" w:hAnsi="Times New Roman" w:hint="eastAsia"/>
           <w:szCs w:val="21"/>
         </w:rPr>
-        <w:t>输入用户名（不少于三个字符）</w:t>
+        <w:t>输入该账户账号</w:t>
       </w:r>
       <w:r>
         <w:rPr>
@@ -3871,7 +4381,7 @@
           <w:rFonts w:ascii="Times New Roman" w:hAnsi="Times New Roman" w:hint="eastAsia"/>
           <w:szCs w:val="21"/>
         </w:rPr>
-        <w:t>输入邮箱（格式正确）</w:t>
+        <w:t>输入该账户注册时邮箱（格式正确）</w:t>
       </w:r>
     </w:p>
     <w:p>
@@ -3893,7 +4403,7 @@
           <w:rFonts w:ascii="Times New Roman" w:hAnsi="Times New Roman" w:hint="eastAsia"/>
           <w:szCs w:val="21"/>
         </w:rPr>
-        <w:t>输入密码（不少于</w:t>
+        <w:t>输入新密码（不少于</w:t>
       </w:r>
       <w:r>
         <w:rPr>
@@ -3988,527 +4498,30 @@
           <w:rFonts w:ascii="Times New Roman" w:hAnsi="Times New Roman" w:hint="eastAsia"/>
           <w:szCs w:val="21"/>
         </w:rPr>
-        <w:t>成功：注册成功，你的账户是</w:t>
-      </w:r>
-      <w:r>
-        <w:rPr>
-          <w:rFonts w:ascii="Times New Roman" w:hAnsi="Times New Roman" w:hint="eastAsia"/>
-          <w:szCs w:val="21"/>
-        </w:rPr>
-        <w:t>XX</w:t>
-      </w:r>
-      <w:r>
-        <w:rPr>
-          <w:rFonts w:ascii="Times New Roman" w:hAnsi="Times New Roman" w:hint="eastAsia"/>
-          <w:szCs w:val="21"/>
-        </w:rPr>
-        <w:t>，十秒后跳转登录页</w:t>
-      </w:r>
-    </w:p>
-    <w:p>
-      <w:pPr>
-        <w:rPr>
-          <w:rFonts w:ascii="Times New Roman" w:hAnsi="Times New Roman"/>
-          <w:szCs w:val="21"/>
-        </w:rPr>
-      </w:pPr>
-      <w:r>
-        <w:rPr>
-          <w:rFonts w:ascii="Times New Roman" w:hAnsi="Times New Roman" w:hint="eastAsia"/>
-          <w:szCs w:val="21"/>
-        </w:rPr>
-        <w:t>失败：提示“注册失败！”。</w:t>
-      </w:r>
-    </w:p>
-    <w:p>
-      <w:pPr>
-        <w:pStyle w:val="4"/>
-        <w:rPr>
-          <w:rFonts w:ascii="宋体;SimSun" w:hAnsi="宋体;SimSun" w:cs="宋体;SimSun"/>
-        </w:rPr>
-      </w:pPr>
-      <w:r>
-        <w:rPr>
-          <w:rFonts w:hint="eastAsia"/>
-        </w:rPr>
-        <w:t>3.1.1.2</w:t>
-      </w:r>
-      <w:r>
-        <w:rPr>
-          <w:rFonts w:ascii="宋体;SimSun" w:hAnsi="宋体;SimSun" w:cs="宋体;SimSun"/>
-        </w:rPr>
-        <w:t>账号</w:t>
-      </w:r>
-      <w:r>
-        <w:rPr>
-          <w:rFonts w:ascii="宋体;SimSun" w:hAnsi="宋体;SimSun" w:cs="宋体;SimSun" w:hint="eastAsia"/>
-        </w:rPr>
-        <w:t>登录</w:t>
-      </w:r>
-    </w:p>
-    <w:p>
-      <w:pPr>
-        <w:rPr>
-          <w:rFonts w:ascii="Times New Roman" w:hAnsi="Times New Roman"/>
-          <w:szCs w:val="21"/>
-        </w:rPr>
-      </w:pPr>
-      <w:r>
-        <w:rPr>
-          <w:rFonts w:ascii="Times New Roman" w:hAnsi="Times New Roman" w:hint="eastAsia"/>
-          <w:szCs w:val="21"/>
-        </w:rPr>
-        <w:t>·</w:t>
-      </w:r>
-      <w:r>
-        <w:rPr>
-          <w:rFonts w:ascii="Times New Roman" w:hAnsi="Times New Roman" w:hint="eastAsia"/>
-          <w:szCs w:val="21"/>
-        </w:rPr>
-        <w:t xml:space="preserve"> </w:t>
-      </w:r>
-      <w:r>
-        <w:rPr>
-          <w:rFonts w:ascii="Times New Roman" w:hAnsi="Times New Roman" w:hint="eastAsia"/>
-          <w:szCs w:val="21"/>
-        </w:rPr>
-        <w:t>前置条件：用户进入登录页面</w:t>
-      </w:r>
-      <w:r>
-        <w:rPr>
-          <w:rFonts w:ascii="Times New Roman" w:hAnsi="Times New Roman"/>
-          <w:szCs w:val="21"/>
-        </w:rPr>
-        <w:t xml:space="preserve"> </w:t>
-      </w:r>
-    </w:p>
-    <w:p>
-      <w:pPr>
-        <w:rPr>
-          <w:rFonts w:ascii="Times New Roman" w:hAnsi="Times New Roman"/>
-          <w:szCs w:val="21"/>
-        </w:rPr>
-      </w:pPr>
-      <w:r>
-        <w:rPr>
-          <w:rFonts w:ascii="Times New Roman" w:hAnsi="Times New Roman" w:hint="eastAsia"/>
-          <w:szCs w:val="21"/>
-        </w:rPr>
-        <w:t>·</w:t>
-      </w:r>
-      <w:r>
-        <w:rPr>
-          <w:rFonts w:ascii="Times New Roman" w:hAnsi="Times New Roman" w:hint="eastAsia"/>
-          <w:szCs w:val="21"/>
-        </w:rPr>
-        <w:t xml:space="preserve"> </w:t>
-      </w:r>
-      <w:r>
-        <w:rPr>
-          <w:rFonts w:ascii="Times New Roman" w:hAnsi="Times New Roman" w:hint="eastAsia"/>
-          <w:szCs w:val="21"/>
-        </w:rPr>
-        <w:t>功能流程：</w:t>
-      </w:r>
-    </w:p>
-    <w:p>
-      <w:pPr>
-        <w:rPr>
-          <w:rFonts w:ascii="Times New Roman" w:hAnsi="Times New Roman"/>
-          <w:szCs w:val="21"/>
-        </w:rPr>
-      </w:pPr>
-      <w:r>
-        <w:rPr>
-          <w:rFonts w:ascii="Times New Roman" w:hAnsi="Times New Roman" w:hint="eastAsia"/>
-          <w:szCs w:val="21"/>
-        </w:rPr>
-        <w:t xml:space="preserve">  1.</w:t>
-      </w:r>
-      <w:r>
-        <w:rPr>
-          <w:rFonts w:ascii="Times New Roman" w:hAnsi="Times New Roman" w:hint="eastAsia"/>
-          <w:szCs w:val="21"/>
-        </w:rPr>
-        <w:t>输入账户</w:t>
-      </w:r>
-      <w:r>
-        <w:rPr>
-          <w:rFonts w:ascii="Times New Roman" w:hAnsi="Times New Roman"/>
-          <w:szCs w:val="21"/>
-        </w:rPr>
-        <w:t xml:space="preserve"> </w:t>
-      </w:r>
-    </w:p>
-    <w:p>
-      <w:r>
-        <w:rPr>
-          <w:rFonts w:ascii="Times New Roman" w:hAnsi="Times New Roman" w:hint="eastAsia"/>
-          <w:szCs w:val="21"/>
-        </w:rPr>
-        <w:t xml:space="preserve">  2. </w:t>
-      </w:r>
-      <w:r>
-        <w:rPr>
-          <w:rFonts w:ascii="Times New Roman" w:hAnsi="Times New Roman" w:hint="eastAsia"/>
-          <w:szCs w:val="21"/>
-        </w:rPr>
-        <w:t>输入密码</w:t>
-      </w:r>
-    </w:p>
-    <w:p>
-      <w:pPr>
-        <w:rPr>
-          <w:rFonts w:ascii="Times New Roman" w:hAnsi="Times New Roman"/>
-          <w:szCs w:val="21"/>
-        </w:rPr>
-      </w:pPr>
-      <w:r>
-        <w:rPr>
-          <w:rFonts w:ascii="Times New Roman" w:hAnsi="Times New Roman" w:hint="eastAsia"/>
-          <w:szCs w:val="21"/>
-        </w:rPr>
-        <w:t xml:space="preserve">  3. </w:t>
-      </w:r>
-      <w:r>
-        <w:rPr>
-          <w:rFonts w:ascii="Times New Roman" w:hAnsi="Times New Roman" w:hint="eastAsia"/>
-          <w:szCs w:val="21"/>
-        </w:rPr>
-        <w:t>确定登录</w:t>
-      </w:r>
-    </w:p>
-    <w:p>
-      <w:pPr>
-        <w:rPr>
-          <w:rFonts w:ascii="Times New Roman" w:hAnsi="Times New Roman"/>
-          <w:szCs w:val="21"/>
-        </w:rPr>
-      </w:pPr>
-      <w:r>
-        <w:rPr>
-          <w:rFonts w:ascii="Times New Roman" w:hAnsi="Times New Roman" w:hint="eastAsia"/>
-          <w:szCs w:val="21"/>
-        </w:rPr>
-        <w:t xml:space="preserve">  4. </w:t>
-      </w:r>
-      <w:r>
-        <w:rPr>
-          <w:rFonts w:ascii="Times New Roman" w:hAnsi="Times New Roman" w:hint="eastAsia"/>
-          <w:szCs w:val="21"/>
-        </w:rPr>
-        <w:t>提交与反馈：</w:t>
-      </w:r>
-    </w:p>
-    <w:p>
-      <w:pPr>
-        <w:rPr>
-          <w:rFonts w:ascii="Times New Roman" w:hAnsi="Times New Roman"/>
-          <w:szCs w:val="21"/>
-        </w:rPr>
-      </w:pPr>
-      <w:r>
-        <w:rPr>
-          <w:rFonts w:ascii="Times New Roman" w:hAnsi="Times New Roman" w:hint="eastAsia"/>
-          <w:szCs w:val="21"/>
-        </w:rPr>
-        <w:t>成功：登录成功，跳转到登录页</w:t>
-      </w:r>
-      <w:r>
-        <w:rPr>
-          <w:rFonts w:ascii="Times New Roman" w:hAnsi="Times New Roman"/>
-          <w:szCs w:val="21"/>
-        </w:rPr>
-        <w:t xml:space="preserve"> </w:t>
-      </w:r>
-    </w:p>
-    <w:p>
-      <w:pPr>
-        <w:rPr>
-          <w:rFonts w:ascii="Times New Roman" w:hAnsi="Times New Roman"/>
-          <w:szCs w:val="21"/>
-        </w:rPr>
-      </w:pPr>
-      <w:r>
-        <w:rPr>
-          <w:rFonts w:ascii="Times New Roman" w:hAnsi="Times New Roman" w:hint="eastAsia"/>
-          <w:szCs w:val="21"/>
-        </w:rPr>
-        <w:t>失败：提示“登录失败，账户或密码错误”。</w:t>
+        <w:t>成功：修改成功，跳转登录页</w:t>
+      </w:r>
+    </w:p>
+    <w:p>
+      <w:pPr>
+        <w:rPr>
+          <w:rFonts w:ascii="Times New Roman" w:hAnsi="Times New Roman"/>
+          <w:szCs w:val="21"/>
+        </w:rPr>
+      </w:pPr>
+      <w:r>
+        <w:rPr>
+          <w:rFonts w:ascii="Times New Roman" w:hAnsi="Times New Roman" w:hint="eastAsia"/>
+          <w:szCs w:val="21"/>
+        </w:rPr>
+        <w:t>失败：提示“修改失败！”。</w:t>
       </w:r>
     </w:p>
     <w:p/>
     <w:p>
       <w:pPr>
-        <w:pStyle w:val="4"/>
-      </w:pPr>
-      <w:r>
-        <w:rPr>
-          <w:rFonts w:hint="eastAsia"/>
-        </w:rPr>
-        <w:t>3.1.1.</w:t>
-      </w:r>
-      <w:r>
-        <w:rPr>
-          <w:rFonts w:hint="eastAsia"/>
-        </w:rPr>
-        <w:t>3</w:t>
-      </w:r>
-      <w:r>
-        <w:rPr>
-          <w:rFonts w:hint="eastAsia"/>
-        </w:rPr>
-        <w:t>忘记密码</w:t>
-      </w:r>
-    </w:p>
-    <w:p>
-      <w:pPr>
-        <w:rPr>
-          <w:rFonts w:ascii="Times New Roman" w:hAnsi="Times New Roman"/>
-          <w:szCs w:val="21"/>
-        </w:rPr>
-      </w:pPr>
-      <w:r>
-        <w:rPr>
-          <w:rFonts w:ascii="Times New Roman" w:hAnsi="Times New Roman" w:hint="eastAsia"/>
-          <w:szCs w:val="21"/>
-        </w:rPr>
-        <w:t>·</w:t>
-      </w:r>
-      <w:r>
-        <w:rPr>
-          <w:rFonts w:ascii="Times New Roman" w:hAnsi="Times New Roman" w:hint="eastAsia"/>
-          <w:szCs w:val="21"/>
-        </w:rPr>
-        <w:t xml:space="preserve"> </w:t>
-      </w:r>
-      <w:r>
-        <w:rPr>
-          <w:rFonts w:ascii="Times New Roman" w:hAnsi="Times New Roman" w:hint="eastAsia"/>
-          <w:szCs w:val="21"/>
-        </w:rPr>
-        <w:t>前置条件：用户进入忘记密码页面</w:t>
-      </w:r>
-      <w:r>
-        <w:rPr>
-          <w:rFonts w:ascii="Times New Roman" w:hAnsi="Times New Roman"/>
-          <w:szCs w:val="21"/>
-        </w:rPr>
-        <w:t xml:space="preserve"> </w:t>
-      </w:r>
-    </w:p>
-    <w:p>
-      <w:pPr>
-        <w:rPr>
-          <w:rFonts w:ascii="Times New Roman" w:hAnsi="Times New Roman"/>
-          <w:szCs w:val="21"/>
-        </w:rPr>
-      </w:pPr>
-      <w:r>
-        <w:rPr>
-          <w:rFonts w:ascii="Times New Roman" w:hAnsi="Times New Roman" w:hint="eastAsia"/>
-          <w:szCs w:val="21"/>
-        </w:rPr>
-        <w:t>·</w:t>
-      </w:r>
-      <w:r>
-        <w:rPr>
-          <w:rFonts w:ascii="Times New Roman" w:hAnsi="Times New Roman" w:hint="eastAsia"/>
-          <w:szCs w:val="21"/>
-        </w:rPr>
-        <w:t xml:space="preserve"> </w:t>
-      </w:r>
-      <w:r>
-        <w:rPr>
-          <w:rFonts w:ascii="Times New Roman" w:hAnsi="Times New Roman" w:hint="eastAsia"/>
-          <w:szCs w:val="21"/>
-        </w:rPr>
-        <w:t>功能流程：</w:t>
-      </w:r>
-    </w:p>
-    <w:p>
-      <w:pPr>
-        <w:rPr>
-          <w:rFonts w:ascii="Times New Roman" w:hAnsi="Times New Roman"/>
-          <w:szCs w:val="21"/>
-        </w:rPr>
-      </w:pPr>
-      <w:r>
-        <w:rPr>
-          <w:rFonts w:ascii="Times New Roman" w:hAnsi="Times New Roman" w:hint="eastAsia"/>
-          <w:szCs w:val="21"/>
-        </w:rPr>
-        <w:t xml:space="preserve">  1.</w:t>
-      </w:r>
-      <w:r>
-        <w:rPr>
-          <w:rFonts w:ascii="Times New Roman" w:hAnsi="Times New Roman" w:hint="eastAsia"/>
-          <w:szCs w:val="21"/>
-        </w:rPr>
-        <w:t>输入该账户账号</w:t>
-      </w:r>
-      <w:r>
-        <w:rPr>
-          <w:rFonts w:ascii="Times New Roman" w:hAnsi="Times New Roman"/>
-          <w:szCs w:val="21"/>
-        </w:rPr>
-        <w:t xml:space="preserve"> </w:t>
-      </w:r>
-    </w:p>
-    <w:p>
-      <w:r>
-        <w:rPr>
-          <w:rFonts w:ascii="Times New Roman" w:hAnsi="Times New Roman" w:hint="eastAsia"/>
-          <w:szCs w:val="21"/>
-        </w:rPr>
-        <w:t xml:space="preserve">  2. </w:t>
-      </w:r>
-      <w:r>
-        <w:rPr>
-          <w:rFonts w:ascii="Times New Roman" w:hAnsi="Times New Roman" w:hint="eastAsia"/>
-          <w:szCs w:val="21"/>
-        </w:rPr>
-        <w:t>输入该账户注册时邮箱（格式正确）</w:t>
-      </w:r>
-    </w:p>
-    <w:p>
-      <w:pPr>
-        <w:rPr>
-          <w:rFonts w:ascii="Times New Roman" w:hAnsi="Times New Roman"/>
-          <w:szCs w:val="21"/>
-        </w:rPr>
-      </w:pPr>
-      <w:r>
-        <w:rPr>
-          <w:rFonts w:ascii="Times New Roman" w:hAnsi="Times New Roman" w:hint="eastAsia"/>
-          <w:szCs w:val="21"/>
-        </w:rPr>
-        <w:t xml:space="preserve">  3. </w:t>
-      </w:r>
-      <w:r>
-        <w:rPr>
-          <w:rFonts w:ascii="Times New Roman" w:hAnsi="Times New Roman" w:hint="eastAsia"/>
-          <w:szCs w:val="21"/>
-        </w:rPr>
-        <w:t>输入新密码（不少于</w:t>
-      </w:r>
-      <w:r>
-        <w:rPr>
-          <w:rFonts w:ascii="Times New Roman" w:hAnsi="Times New Roman" w:hint="eastAsia"/>
-          <w:szCs w:val="21"/>
-        </w:rPr>
-        <w:t>6</w:t>
-      </w:r>
-      <w:r>
-        <w:rPr>
-          <w:rFonts w:ascii="Times New Roman" w:hAnsi="Times New Roman" w:hint="eastAsia"/>
-          <w:szCs w:val="21"/>
-        </w:rPr>
-        <w:t>个字符）</w:t>
-      </w:r>
-    </w:p>
-    <w:p>
-      <w:pPr>
-        <w:rPr>
-          <w:rFonts w:ascii="Times New Roman" w:hAnsi="Times New Roman"/>
-          <w:szCs w:val="21"/>
-        </w:rPr>
-      </w:pPr>
-      <w:r>
-        <w:rPr>
-          <w:rFonts w:ascii="Times New Roman" w:hAnsi="Times New Roman" w:hint="eastAsia"/>
-          <w:szCs w:val="21"/>
-        </w:rPr>
-        <w:t xml:space="preserve">  4. </w:t>
-      </w:r>
-      <w:r>
-        <w:rPr>
-          <w:rFonts w:ascii="Times New Roman" w:hAnsi="Times New Roman" w:hint="eastAsia"/>
-          <w:szCs w:val="21"/>
-        </w:rPr>
-        <w:t>确认密码</w:t>
-      </w:r>
-    </w:p>
-    <w:p>
-      <w:pPr>
-        <w:rPr>
-          <w:rFonts w:ascii="Times New Roman" w:hAnsi="Times New Roman"/>
-          <w:szCs w:val="21"/>
-        </w:rPr>
-      </w:pPr>
-      <w:r>
-        <w:rPr>
-          <w:rFonts w:ascii="Times New Roman" w:hAnsi="Times New Roman" w:hint="eastAsia"/>
-          <w:szCs w:val="21"/>
-        </w:rPr>
-        <w:t xml:space="preserve">  5. </w:t>
-      </w:r>
-      <w:r>
-        <w:rPr>
-          <w:rFonts w:ascii="Times New Roman" w:hAnsi="Times New Roman" w:hint="eastAsia"/>
-          <w:szCs w:val="21"/>
-        </w:rPr>
-        <w:t>提交</w:t>
-      </w:r>
-    </w:p>
-    <w:p>
-      <w:pPr>
-        <w:rPr>
-          <w:rFonts w:ascii="Times New Roman" w:hAnsi="Times New Roman"/>
-          <w:szCs w:val="21"/>
-        </w:rPr>
-      </w:pPr>
-      <w:r>
-        <w:rPr>
-          <w:rFonts w:ascii="Times New Roman" w:hAnsi="Times New Roman" w:hint="eastAsia"/>
-          <w:szCs w:val="21"/>
-        </w:rPr>
-        <w:t xml:space="preserve">  6. </w:t>
-      </w:r>
-      <w:r>
-        <w:rPr>
-          <w:rFonts w:ascii="Times New Roman" w:hAnsi="Times New Roman" w:hint="eastAsia"/>
-          <w:szCs w:val="21"/>
-        </w:rPr>
-        <w:t>提交与反馈：</w:t>
-      </w:r>
-    </w:p>
-    <w:p>
-      <w:pPr>
-        <w:rPr>
-          <w:rFonts w:ascii="Times New Roman" w:hAnsi="Times New Roman"/>
-          <w:szCs w:val="21"/>
-        </w:rPr>
-      </w:pPr>
-      <w:r>
-        <w:rPr>
-          <w:rFonts w:ascii="Times New Roman" w:hAnsi="Times New Roman" w:hint="eastAsia"/>
-          <w:szCs w:val="21"/>
-        </w:rPr>
-        <w:t>成功：修改成功，跳转登录页</w:t>
-      </w:r>
-    </w:p>
-    <w:p>
-      <w:pPr>
-        <w:rPr>
-          <w:rFonts w:ascii="Times New Roman" w:hAnsi="Times New Roman"/>
-          <w:szCs w:val="21"/>
-        </w:rPr>
-      </w:pPr>
-      <w:r>
-        <w:rPr>
-          <w:rFonts w:ascii="Times New Roman" w:hAnsi="Times New Roman" w:hint="eastAsia"/>
-          <w:szCs w:val="21"/>
-        </w:rPr>
-        <w:t>失败：提示“修改失败！”。</w:t>
-      </w:r>
-    </w:p>
-    <w:p/>
-    <w:p>
-      <w:pPr>
         <w:pStyle w:val="3"/>
       </w:pPr>
-      <w:bookmarkStart w:id="10" w:name="_Toc230256384"/>
+      <w:bookmarkStart w:id="10" w:name="_Toc230357375"/>
       <w:r>
         <w:rPr>
           <w:rFonts w:hint="eastAsia"/>
@@ -4529,13 +4542,7 @@
         <w:rPr>
           <w:rFonts w:hint="eastAsia"/>
         </w:rPr>
-        <w:t>3.1.1.</w:t>
-      </w:r>
-      <w:r>
-        <w:rPr>
-          <w:rFonts w:hint="eastAsia"/>
-        </w:rPr>
-        <w:t>1</w:t>
+        <w:t>3.1.1.1</w:t>
       </w:r>
       <w:r>
         <w:rPr>
@@ -4699,13 +4706,7 @@
         <w:rPr>
           <w:rFonts w:hint="eastAsia"/>
         </w:rPr>
-        <w:t>3.1.1.</w:t>
-      </w:r>
-      <w:r>
-        <w:rPr>
-          <w:rFonts w:hint="eastAsia"/>
-        </w:rPr>
-        <w:t>2</w:t>
+        <w:t>3.1.1.2</w:t>
       </w:r>
       <w:r>
         <w:rPr>
@@ -5468,7 +5469,7 @@
       <w:pPr>
         <w:pStyle w:val="3"/>
       </w:pPr>
-      <w:bookmarkStart w:id="11" w:name="_Toc230256385"/>
+      <w:bookmarkStart w:id="11" w:name="_Toc230357376"/>
       <w:r>
         <w:rPr>
           <w:rFonts w:hint="eastAsia"/>
@@ -5546,21 +5547,7 @@
           <w:rFonts w:ascii="Times New Roman" w:hAnsi="Times New Roman" w:hint="eastAsia"/>
           <w:szCs w:val="21"/>
         </w:rPr>
-        <w:t>在“用户首页”界面，点击【</w:t>
-      </w:r>
-      <w:r>
-        <w:rPr>
-          <w:rFonts w:ascii="Times New Roman" w:hAnsi="Times New Roman" w:hint="eastAsia"/>
-          <w:szCs w:val="21"/>
-        </w:rPr>
-        <w:t>新增</w:t>
-      </w:r>
-      <w:r>
-        <w:rPr>
-          <w:rFonts w:ascii="Times New Roman" w:hAnsi="Times New Roman" w:hint="eastAsia"/>
-          <w:szCs w:val="21"/>
-        </w:rPr>
-        <w:t>帖子】按钮。</w:t>
+        <w:t>在“用户首页”界面，点击【新增帖子】按钮。</w:t>
       </w:r>
     </w:p>
     <w:p>
@@ -5949,9 +5936,9 @@
       <w:pPr>
         <w:pStyle w:val="3"/>
       </w:pPr>
-      <w:bookmarkStart w:id="12" w:name="_Toc230256386"/>
-      <w:r>
-        <w:t>3.2.</w:t>
+      <w:bookmarkStart w:id="12" w:name="_Toc230357377"/>
+      <w:r>
+        <w:t>3.1.</w:t>
       </w:r>
       <w:r>
         <w:rPr>
@@ -5975,7 +5962,7 @@
         <w:rPr>
           <w:rFonts w:hint="eastAsia"/>
         </w:rPr>
-        <w:t xml:space="preserve">3.2.4.1 </w:t>
+        <w:t xml:space="preserve">3.1.4.1 </w:t>
       </w:r>
       <w:r>
         <w:rPr>
@@ -6068,6 +6055,243 @@
           <w:rFonts w:ascii="Times New Roman" w:hAnsi="Times New Roman" w:hint="eastAsia"/>
           <w:szCs w:val="21"/>
         </w:rPr>
+        <w:t>点击三个聊天室其中一个</w:t>
+      </w:r>
+    </w:p>
+    <w:p>
+      <w:r>
+        <w:rPr>
+          <w:rFonts w:ascii="Times New Roman" w:hAnsi="Times New Roman" w:hint="eastAsia"/>
+          <w:szCs w:val="21"/>
+        </w:rPr>
+        <w:t xml:space="preserve">  2. </w:t>
+      </w:r>
+      <w:r>
+        <w:rPr>
+          <w:rFonts w:ascii="Times New Roman" w:hAnsi="Times New Roman" w:hint="eastAsia"/>
+          <w:szCs w:val="21"/>
+        </w:rPr>
+        <w:t>输入你想要发送的内容</w:t>
+      </w:r>
+    </w:p>
+    <w:p>
+      <w:pPr>
+        <w:rPr>
+          <w:rFonts w:ascii="Times New Roman" w:hAnsi="Times New Roman"/>
+          <w:szCs w:val="21"/>
+        </w:rPr>
+      </w:pPr>
+      <w:r>
+        <w:rPr>
+          <w:rFonts w:ascii="Times New Roman" w:hAnsi="Times New Roman" w:hint="eastAsia"/>
+          <w:szCs w:val="21"/>
+        </w:rPr>
+        <w:lastRenderedPageBreak/>
+        <w:t xml:space="preserve">  3. </w:t>
+      </w:r>
+      <w:r>
+        <w:rPr>
+          <w:rFonts w:ascii="Times New Roman" w:hAnsi="Times New Roman" w:hint="eastAsia"/>
+          <w:szCs w:val="21"/>
+        </w:rPr>
+        <w:t>点击发送</w:t>
+      </w:r>
+    </w:p>
+    <w:p>
+      <w:pPr>
+        <w:rPr>
+          <w:rFonts w:ascii="Times New Roman" w:hAnsi="Times New Roman"/>
+          <w:szCs w:val="21"/>
+        </w:rPr>
+      </w:pPr>
+      <w:r>
+        <w:rPr>
+          <w:rFonts w:ascii="Times New Roman" w:hAnsi="Times New Roman" w:hint="eastAsia"/>
+          <w:szCs w:val="21"/>
+        </w:rPr>
+        <w:t xml:space="preserve">  4. </w:t>
+      </w:r>
+      <w:r>
+        <w:rPr>
+          <w:rFonts w:ascii="Times New Roman" w:hAnsi="Times New Roman" w:hint="eastAsia"/>
+          <w:szCs w:val="21"/>
+        </w:rPr>
+        <w:t>提交与反馈：</w:t>
+      </w:r>
+    </w:p>
+    <w:p>
+      <w:pPr>
+        <w:rPr>
+          <w:rFonts w:ascii="Times New Roman" w:hAnsi="Times New Roman"/>
+          <w:szCs w:val="21"/>
+        </w:rPr>
+      </w:pPr>
+      <w:r>
+        <w:rPr>
+          <w:rFonts w:ascii="Times New Roman" w:hAnsi="Times New Roman" w:hint="eastAsia"/>
+          <w:szCs w:val="21"/>
+        </w:rPr>
+        <w:t xml:space="preserve">     </w:t>
+      </w:r>
+      <w:r>
+        <w:rPr>
+          <w:rFonts w:ascii="Times New Roman" w:hAnsi="Times New Roman" w:hint="eastAsia"/>
+          <w:szCs w:val="21"/>
+        </w:rPr>
+        <w:t>·</w:t>
+      </w:r>
+      <w:r>
+        <w:rPr>
+          <w:rFonts w:ascii="Times New Roman" w:hAnsi="Times New Roman" w:hint="eastAsia"/>
+          <w:szCs w:val="21"/>
+        </w:rPr>
+        <w:t xml:space="preserve"> </w:t>
+      </w:r>
+      <w:r>
+        <w:rPr>
+          <w:rFonts w:ascii="Times New Roman" w:hAnsi="Times New Roman" w:hint="eastAsia"/>
+          <w:szCs w:val="21"/>
+        </w:rPr>
+        <w:t>成功：发送出你要发送的内容</w:t>
+      </w:r>
+    </w:p>
+    <w:p>
+      <w:pPr>
+        <w:rPr>
+          <w:rFonts w:ascii="Times New Roman" w:hAnsi="Times New Roman"/>
+          <w:szCs w:val="21"/>
+        </w:rPr>
+      </w:pPr>
+      <w:r>
+        <w:rPr>
+          <w:rFonts w:ascii="Times New Roman" w:hAnsi="Times New Roman" w:hint="eastAsia"/>
+          <w:szCs w:val="21"/>
+        </w:rPr>
+        <w:t xml:space="preserve">     </w:t>
+      </w:r>
+      <w:r>
+        <w:rPr>
+          <w:rFonts w:ascii="Times New Roman" w:hAnsi="Times New Roman" w:hint="eastAsia"/>
+          <w:szCs w:val="21"/>
+        </w:rPr>
+        <w:t>·</w:t>
+      </w:r>
+      <w:r>
+        <w:rPr>
+          <w:rFonts w:ascii="Times New Roman" w:hAnsi="Times New Roman" w:hint="eastAsia"/>
+          <w:szCs w:val="21"/>
+        </w:rPr>
+        <w:t xml:space="preserve"> </w:t>
+      </w:r>
+      <w:r>
+        <w:rPr>
+          <w:rFonts w:ascii="Times New Roman" w:hAnsi="Times New Roman" w:hint="eastAsia"/>
+          <w:szCs w:val="21"/>
+        </w:rPr>
+        <w:t>失败：提示发送失败</w:t>
+      </w:r>
+    </w:p>
+    <w:p>
+      <w:pPr>
+        <w:pStyle w:val="4"/>
+      </w:pPr>
+      <w:r>
+        <w:rPr>
+          <w:rFonts w:hint="eastAsia"/>
+        </w:rPr>
+        <w:t>3.1.4.2 AI</w:t>
+      </w:r>
+      <w:r>
+        <w:rPr>
+          <w:rFonts w:hint="eastAsia"/>
+        </w:rPr>
+        <w:t>聊天</w:t>
+      </w:r>
+    </w:p>
+    <w:p>
+      <w:pPr>
+        <w:rPr>
+          <w:rFonts w:ascii="Times New Roman" w:hAnsi="Times New Roman"/>
+          <w:szCs w:val="21"/>
+        </w:rPr>
+      </w:pPr>
+      <w:r>
+        <w:rPr>
+          <w:rFonts w:ascii="Times New Roman" w:hAnsi="Times New Roman" w:hint="eastAsia"/>
+          <w:szCs w:val="21"/>
+        </w:rPr>
+        <w:t>·</w:t>
+      </w:r>
+      <w:r>
+        <w:rPr>
+          <w:rFonts w:ascii="Times New Roman" w:hAnsi="Times New Roman" w:hint="eastAsia"/>
+          <w:szCs w:val="21"/>
+        </w:rPr>
+        <w:t xml:space="preserve"> </w:t>
+      </w:r>
+      <w:r>
+        <w:rPr>
+          <w:rFonts w:ascii="Times New Roman" w:hAnsi="Times New Roman" w:hint="eastAsia"/>
+          <w:szCs w:val="21"/>
+        </w:rPr>
+        <w:t>前置条件：用户进入聊天室界面</w:t>
+      </w:r>
+      <w:r>
+        <w:rPr>
+          <w:rFonts w:ascii="Times New Roman" w:hAnsi="Times New Roman"/>
+          <w:szCs w:val="21"/>
+        </w:rPr>
+        <w:t xml:space="preserve"> </w:t>
+      </w:r>
+    </w:p>
+    <w:p>
+      <w:pPr>
+        <w:rPr>
+          <w:rFonts w:ascii="Times New Roman" w:hAnsi="Times New Roman"/>
+          <w:szCs w:val="21"/>
+        </w:rPr>
+      </w:pPr>
+      <w:r>
+        <w:rPr>
+          <w:rFonts w:ascii="Times New Roman" w:hAnsi="Times New Roman" w:hint="eastAsia"/>
+          <w:szCs w:val="21"/>
+        </w:rPr>
+        <w:t>·</w:t>
+      </w:r>
+      <w:r>
+        <w:rPr>
+          <w:rFonts w:ascii="Times New Roman" w:hAnsi="Times New Roman" w:hint="eastAsia"/>
+          <w:szCs w:val="21"/>
+        </w:rPr>
+        <w:t xml:space="preserve"> </w:t>
+      </w:r>
+      <w:r>
+        <w:rPr>
+          <w:rFonts w:ascii="Times New Roman" w:hAnsi="Times New Roman" w:hint="eastAsia"/>
+          <w:szCs w:val="21"/>
+        </w:rPr>
+        <w:t>功能流程：</w:t>
+      </w:r>
+    </w:p>
+    <w:p>
+      <w:pPr>
+        <w:rPr>
+          <w:rFonts w:ascii="Times New Roman" w:hAnsi="Times New Roman"/>
+          <w:szCs w:val="21"/>
+        </w:rPr>
+      </w:pPr>
+      <w:r>
+        <w:rPr>
+          <w:rFonts w:ascii="Times New Roman" w:hAnsi="Times New Roman" w:hint="eastAsia"/>
+          <w:szCs w:val="21"/>
+        </w:rPr>
+        <w:t xml:space="preserve">  1. </w:t>
+      </w:r>
+      <w:r>
+        <w:rPr>
+          <w:rFonts w:ascii="Times New Roman" w:hAnsi="Times New Roman" w:hint="eastAsia"/>
+          <w:szCs w:val="21"/>
+        </w:rPr>
         <w:t>点击</w:t>
       </w:r>
       <w:r>
@@ -6075,7 +6299,14 @@
           <w:rFonts w:ascii="Times New Roman" w:hAnsi="Times New Roman" w:hint="eastAsia"/>
           <w:szCs w:val="21"/>
         </w:rPr>
-        <w:t>三个聊天室其中一个</w:t>
+        <w:t>al</w:t>
+      </w:r>
+      <w:r>
+        <w:rPr>
+          <w:rFonts w:ascii="Times New Roman" w:hAnsi="Times New Roman" w:hint="eastAsia"/>
+          <w:szCs w:val="21"/>
+        </w:rPr>
+        <w:t>聊天</w:t>
       </w:r>
     </w:p>
     <w:p>
@@ -6128,8 +6359,7 @@
           <w:rFonts w:ascii="Times New Roman" w:hAnsi="Times New Roman" w:hint="eastAsia"/>
           <w:szCs w:val="21"/>
         </w:rPr>
-        <w:lastRenderedPageBreak/>
-        <w:t xml:space="preserve">  4. </w:t>
+        <w:t xml:space="preserve">  6. </w:t>
       </w:r>
       <w:r>
         <w:rPr>
@@ -6172,7 +6402,28 @@
           <w:rFonts w:ascii="Times New Roman" w:hAnsi="Times New Roman" w:hint="eastAsia"/>
           <w:szCs w:val="21"/>
         </w:rPr>
-        <w:t>成功：发送出你要发送的内容</w:t>
+        <w:t>成功：</w:t>
+      </w:r>
+      <w:r>
+        <w:rPr>
+          <w:rFonts w:ascii="Times New Roman" w:hAnsi="Times New Roman" w:hint="eastAsia"/>
+          <w:szCs w:val="21"/>
+        </w:rPr>
+        <w:t>al</w:t>
+      </w:r>
+      <w:r>
+        <w:rPr>
+          <w:rFonts w:ascii="Times New Roman" w:hAnsi="Times New Roman" w:hint="eastAsia"/>
+          <w:szCs w:val="21"/>
+        </w:rPr>
+        <w:t>回答你的内容</w:t>
+      </w:r>
+      <w:r>
+        <w:rPr>
+          <w:rFonts w:ascii="Times New Roman" w:hAnsi="Times New Roman"/>
+          <w:szCs w:val="21"/>
+        </w:rPr>
+        <w:t xml:space="preserve"> </w:t>
       </w:r>
     </w:p>
     <w:p>
@@ -6208,9 +6459,17 @@
           <w:rFonts w:ascii="Times New Roman" w:hAnsi="Times New Roman" w:hint="eastAsia"/>
           <w:szCs w:val="21"/>
         </w:rPr>
-        <w:t>失败：提示发送失败</w:t>
-      </w:r>
-    </w:p>
+        <w:t>失败：无响应</w:t>
+      </w:r>
+      <w:r>
+        <w:rPr>
+          <w:rFonts w:ascii="Times New Roman" w:hAnsi="Times New Roman"/>
+          <w:szCs w:val="21"/>
+        </w:rPr>
+        <w:t xml:space="preserve"> </w:t>
+      </w:r>
+    </w:p>
+    <w:p/>
     <w:p>
       <w:pPr>
         <w:pStyle w:val="4"/>
@@ -6219,298 +6478,7 @@
         <w:rPr>
           <w:rFonts w:hint="eastAsia"/>
         </w:rPr>
-        <w:t>3.2.4.</w:t>
-      </w:r>
-      <w:r>
-        <w:rPr>
-          <w:rFonts w:hint="eastAsia"/>
-        </w:rPr>
-        <w:t>2</w:t>
-      </w:r>
-      <w:r>
-        <w:rPr>
-          <w:rFonts w:hint="eastAsia"/>
-        </w:rPr>
-        <w:t xml:space="preserve"> al</w:t>
-      </w:r>
-      <w:r>
-        <w:rPr>
-          <w:rFonts w:hint="eastAsia"/>
-        </w:rPr>
-        <w:t>聊天</w:t>
-      </w:r>
-    </w:p>
-    <w:p>
-      <w:pPr>
-        <w:rPr>
-          <w:rFonts w:ascii="Times New Roman" w:hAnsi="Times New Roman"/>
-          <w:szCs w:val="21"/>
-        </w:rPr>
-      </w:pPr>
-      <w:r>
-        <w:rPr>
-          <w:rFonts w:ascii="Times New Roman" w:hAnsi="Times New Roman" w:hint="eastAsia"/>
-          <w:szCs w:val="21"/>
-        </w:rPr>
-        <w:t>·</w:t>
-      </w:r>
-      <w:r>
-        <w:rPr>
-          <w:rFonts w:ascii="Times New Roman" w:hAnsi="Times New Roman" w:hint="eastAsia"/>
-          <w:szCs w:val="21"/>
-        </w:rPr>
-        <w:t xml:space="preserve"> </w:t>
-      </w:r>
-      <w:r>
-        <w:rPr>
-          <w:rFonts w:ascii="Times New Roman" w:hAnsi="Times New Roman" w:hint="eastAsia"/>
-          <w:szCs w:val="21"/>
-        </w:rPr>
-        <w:t>前置条件：用户进入聊天室界面</w:t>
-      </w:r>
-      <w:r>
-        <w:rPr>
-          <w:rFonts w:ascii="Times New Roman" w:hAnsi="Times New Roman"/>
-          <w:szCs w:val="21"/>
-        </w:rPr>
-        <w:t xml:space="preserve"> </w:t>
-      </w:r>
-    </w:p>
-    <w:p>
-      <w:pPr>
-        <w:rPr>
-          <w:rFonts w:ascii="Times New Roman" w:hAnsi="Times New Roman"/>
-          <w:szCs w:val="21"/>
-        </w:rPr>
-      </w:pPr>
-      <w:r>
-        <w:rPr>
-          <w:rFonts w:ascii="Times New Roman" w:hAnsi="Times New Roman" w:hint="eastAsia"/>
-          <w:szCs w:val="21"/>
-        </w:rPr>
-        <w:t>·</w:t>
-      </w:r>
-      <w:r>
-        <w:rPr>
-          <w:rFonts w:ascii="Times New Roman" w:hAnsi="Times New Roman" w:hint="eastAsia"/>
-          <w:szCs w:val="21"/>
-        </w:rPr>
-        <w:t xml:space="preserve"> </w:t>
-      </w:r>
-      <w:r>
-        <w:rPr>
-          <w:rFonts w:ascii="Times New Roman" w:hAnsi="Times New Roman" w:hint="eastAsia"/>
-          <w:szCs w:val="21"/>
-        </w:rPr>
-        <w:t>功能流程：</w:t>
-      </w:r>
-    </w:p>
-    <w:p>
-      <w:pPr>
-        <w:rPr>
-          <w:rFonts w:ascii="Times New Roman" w:hAnsi="Times New Roman"/>
-          <w:szCs w:val="21"/>
-        </w:rPr>
-      </w:pPr>
-      <w:r>
-        <w:rPr>
-          <w:rFonts w:ascii="Times New Roman" w:hAnsi="Times New Roman" w:hint="eastAsia"/>
-          <w:szCs w:val="21"/>
-        </w:rPr>
-        <w:t xml:space="preserve">  1. </w:t>
-      </w:r>
-      <w:r>
-        <w:rPr>
-          <w:rFonts w:ascii="Times New Roman" w:hAnsi="Times New Roman" w:hint="eastAsia"/>
-          <w:szCs w:val="21"/>
-        </w:rPr>
-        <w:t>点击</w:t>
-      </w:r>
-      <w:r>
-        <w:rPr>
-          <w:rFonts w:ascii="Times New Roman" w:hAnsi="Times New Roman" w:hint="eastAsia"/>
-          <w:szCs w:val="21"/>
-        </w:rPr>
-        <w:t>al</w:t>
-      </w:r>
-      <w:r>
-        <w:rPr>
-          <w:rFonts w:ascii="Times New Roman" w:hAnsi="Times New Roman" w:hint="eastAsia"/>
-          <w:szCs w:val="21"/>
-        </w:rPr>
-        <w:t>聊天</w:t>
-      </w:r>
-    </w:p>
-    <w:p>
-      <w:r>
-        <w:rPr>
-          <w:rFonts w:ascii="Times New Roman" w:hAnsi="Times New Roman" w:hint="eastAsia"/>
-          <w:szCs w:val="21"/>
-        </w:rPr>
-        <w:t xml:space="preserve">  2. </w:t>
-      </w:r>
-      <w:r>
-        <w:rPr>
-          <w:rFonts w:ascii="Times New Roman" w:hAnsi="Times New Roman" w:hint="eastAsia"/>
-          <w:szCs w:val="21"/>
-        </w:rPr>
-        <w:t>输入你想要发送的内容</w:t>
-      </w:r>
-    </w:p>
-    <w:p>
-      <w:pPr>
-        <w:rPr>
-          <w:rFonts w:ascii="Times New Roman" w:hAnsi="Times New Roman"/>
-          <w:szCs w:val="21"/>
-        </w:rPr>
-      </w:pPr>
-      <w:r>
-        <w:rPr>
-          <w:rFonts w:ascii="Times New Roman" w:hAnsi="Times New Roman" w:hint="eastAsia"/>
-          <w:szCs w:val="21"/>
-        </w:rPr>
-        <w:t xml:space="preserve">  3. </w:t>
-      </w:r>
-      <w:r>
-        <w:rPr>
-          <w:rFonts w:ascii="Times New Roman" w:hAnsi="Times New Roman" w:hint="eastAsia"/>
-          <w:szCs w:val="21"/>
-        </w:rPr>
-        <w:t>点击发送</w:t>
-      </w:r>
-    </w:p>
-    <w:p>
-      <w:pPr>
-        <w:rPr>
-          <w:rFonts w:ascii="Times New Roman" w:hAnsi="Times New Roman"/>
-          <w:szCs w:val="21"/>
-        </w:rPr>
-      </w:pPr>
-      <w:r>
-        <w:rPr>
-          <w:rFonts w:ascii="Times New Roman" w:hAnsi="Times New Roman" w:hint="eastAsia"/>
-          <w:szCs w:val="21"/>
-        </w:rPr>
-        <w:t xml:space="preserve">  6. </w:t>
-      </w:r>
-      <w:r>
-        <w:rPr>
-          <w:rFonts w:ascii="Times New Roman" w:hAnsi="Times New Roman" w:hint="eastAsia"/>
-          <w:szCs w:val="21"/>
-        </w:rPr>
-        <w:t>提交与反馈：</w:t>
-      </w:r>
-    </w:p>
-    <w:p>
-      <w:pPr>
-        <w:rPr>
-          <w:rFonts w:ascii="Times New Roman" w:hAnsi="Times New Roman"/>
-          <w:szCs w:val="21"/>
-        </w:rPr>
-      </w:pPr>
-      <w:r>
-        <w:rPr>
-          <w:rFonts w:ascii="Times New Roman" w:hAnsi="Times New Roman" w:hint="eastAsia"/>
-          <w:szCs w:val="21"/>
-        </w:rPr>
-        <w:t xml:space="preserve">     </w:t>
-      </w:r>
-      <w:r>
-        <w:rPr>
-          <w:rFonts w:ascii="Times New Roman" w:hAnsi="Times New Roman" w:hint="eastAsia"/>
-          <w:szCs w:val="21"/>
-        </w:rPr>
-        <w:t>·</w:t>
-      </w:r>
-      <w:r>
-        <w:rPr>
-          <w:rFonts w:ascii="Times New Roman" w:hAnsi="Times New Roman" w:hint="eastAsia"/>
-          <w:szCs w:val="21"/>
-        </w:rPr>
-        <w:t xml:space="preserve"> </w:t>
-      </w:r>
-      <w:r>
-        <w:rPr>
-          <w:rFonts w:ascii="Times New Roman" w:hAnsi="Times New Roman" w:hint="eastAsia"/>
-          <w:szCs w:val="21"/>
-        </w:rPr>
-        <w:t>成功：</w:t>
-      </w:r>
-      <w:r>
-        <w:rPr>
-          <w:rFonts w:ascii="Times New Roman" w:hAnsi="Times New Roman" w:hint="eastAsia"/>
-          <w:szCs w:val="21"/>
-        </w:rPr>
-        <w:t>al</w:t>
-      </w:r>
-      <w:r>
-        <w:rPr>
-          <w:rFonts w:ascii="Times New Roman" w:hAnsi="Times New Roman" w:hint="eastAsia"/>
-          <w:szCs w:val="21"/>
-        </w:rPr>
-        <w:t>回答你的内容</w:t>
-      </w:r>
-      <w:r>
-        <w:rPr>
-          <w:rFonts w:ascii="Times New Roman" w:hAnsi="Times New Roman"/>
-          <w:szCs w:val="21"/>
-        </w:rPr>
-        <w:t xml:space="preserve"> </w:t>
-      </w:r>
-    </w:p>
-    <w:p>
-      <w:pPr>
-        <w:rPr>
-          <w:rFonts w:ascii="Times New Roman" w:hAnsi="Times New Roman"/>
-          <w:szCs w:val="21"/>
-        </w:rPr>
-      </w:pPr>
-      <w:r>
-        <w:rPr>
-          <w:rFonts w:ascii="Times New Roman" w:hAnsi="Times New Roman" w:hint="eastAsia"/>
-          <w:szCs w:val="21"/>
-        </w:rPr>
-        <w:t xml:space="preserve">     </w:t>
-      </w:r>
-      <w:r>
-        <w:rPr>
-          <w:rFonts w:ascii="Times New Roman" w:hAnsi="Times New Roman" w:hint="eastAsia"/>
-          <w:szCs w:val="21"/>
-        </w:rPr>
-        <w:t>·</w:t>
-      </w:r>
-      <w:r>
-        <w:rPr>
-          <w:rFonts w:ascii="Times New Roman" w:hAnsi="Times New Roman" w:hint="eastAsia"/>
-          <w:szCs w:val="21"/>
-        </w:rPr>
-        <w:t xml:space="preserve"> </w:t>
-      </w:r>
-      <w:r>
-        <w:rPr>
-          <w:rFonts w:ascii="Times New Roman" w:hAnsi="Times New Roman" w:hint="eastAsia"/>
-          <w:szCs w:val="21"/>
-        </w:rPr>
-        <w:t>失败：无响应</w:t>
-      </w:r>
-      <w:r>
-        <w:rPr>
-          <w:rFonts w:ascii="Times New Roman" w:hAnsi="Times New Roman"/>
-          <w:szCs w:val="21"/>
-        </w:rPr>
-        <w:t xml:space="preserve"> </w:t>
-      </w:r>
-    </w:p>
-    <w:p/>
-    <w:p>
-      <w:pPr>
-        <w:pStyle w:val="4"/>
-      </w:pPr>
-      <w:r>
-        <w:rPr>
-          <w:rFonts w:hint="eastAsia"/>
-        </w:rPr>
-        <w:t xml:space="preserve">3.2.4.3 </w:t>
+        <w:t xml:space="preserve">3.1.4.3 </w:t>
       </w:r>
       <w:r>
         <w:rPr>
@@ -6752,7 +6720,7 @@
       <w:pPr>
         <w:pStyle w:val="3"/>
       </w:pPr>
-      <w:bookmarkStart w:id="13" w:name="_Toc230256387"/>
+      <w:bookmarkStart w:id="13" w:name="_Toc230357378"/>
       <w:r>
         <w:rPr>
           <w:rFonts w:hint="eastAsia"/>
@@ -6932,7 +6900,7 @@
           <w:szCs w:val="30"/>
         </w:rPr>
       </w:pPr>
-      <w:bookmarkStart w:id="14" w:name="_Toc230256388"/>
+      <w:bookmarkStart w:id="14" w:name="_Toc230357379"/>
       <w:r>
         <w:rPr>
           <w:rFonts w:ascii="Times New Roman" w:hAnsi="Times New Roman" w:hint="eastAsia"/>
@@ -6957,13 +6925,13 @@
       <w:pPr>
         <w:pStyle w:val="3"/>
       </w:pPr>
-      <w:bookmarkStart w:id="15" w:name="_Toc230256389"/>
+      <w:bookmarkStart w:id="15" w:name="_Toc230357380"/>
       <w:r>
         <w:rPr>
           <w:rFonts w:hint="eastAsia"/>
         </w:rPr>
         <w:lastRenderedPageBreak/>
-        <w:t>3.1.1</w:t>
+        <w:t>3.2.1</w:t>
       </w:r>
       <w:r>
         <w:t>账号</w:t>
@@ -6984,19 +6952,13 @@
         <w:rPr>
           <w:rFonts w:hint="eastAsia"/>
         </w:rPr>
-        <w:t>3.1.1.1</w:t>
-      </w:r>
-      <w:r>
-        <w:rPr>
-          <w:rFonts w:hint="eastAsia"/>
-        </w:rPr>
-        <w:t>账户</w:t>
-      </w:r>
-      <w:r>
-        <w:rPr>
-          <w:rFonts w:hint="eastAsia"/>
-        </w:rPr>
-        <w:t>管理</w:t>
+        <w:t>3.2.1.1</w:t>
+      </w:r>
+      <w:r>
+        <w:rPr>
+          <w:rFonts w:hint="eastAsia"/>
+        </w:rPr>
+        <w:t>账户管理</w:t>
       </w:r>
     </w:p>
     <w:p>
@@ -7053,13 +7015,7 @@
         <w:rPr>
           <w:rFonts w:hint="eastAsia"/>
         </w:rPr>
-        <w:t>用户名</w:t>
-      </w:r>
-      <w:r>
-        <w:rPr>
-          <w:rFonts w:hint="eastAsia"/>
-        </w:rPr>
-        <w:t>：必填项；</w:t>
+        <w:t>用户名：必填项；</w:t>
       </w:r>
     </w:p>
     <w:p>
@@ -7073,13 +7029,7 @@
         <w:rPr>
           <w:rFonts w:hint="eastAsia"/>
         </w:rPr>
-        <w:t>账户</w:t>
-      </w:r>
-      <w:r>
-        <w:rPr>
-          <w:rFonts w:hint="eastAsia"/>
-        </w:rPr>
-        <w:t>：必填项</w:t>
+        <w:t>账户：必填项</w:t>
       </w:r>
     </w:p>
     <w:p>
@@ -7113,13 +7063,7 @@
         <w:rPr>
           <w:rFonts w:hint="eastAsia"/>
         </w:rPr>
-        <w:t>3.1.1.</w:t>
-      </w:r>
-      <w:r>
-        <w:rPr>
-          <w:rFonts w:hint="eastAsia"/>
-        </w:rPr>
-        <w:t>2</w:t>
+        <w:t>3.2.1.2</w:t>
       </w:r>
       <w:r>
         <w:rPr>
@@ -7366,30 +7310,12 @@
       <w:pPr>
         <w:pStyle w:val="3"/>
       </w:pPr>
-      <w:bookmarkStart w:id="16" w:name="_Toc230256390"/>
-      <w:r>
-        <w:rPr>
-          <w:rFonts w:hint="eastAsia"/>
-        </w:rPr>
-        <w:t>3.</w:t>
-      </w:r>
-      <w:r>
-        <w:rPr>
-          <w:rFonts w:hint="eastAsia"/>
-        </w:rPr>
-        <w:t>1</w:t>
-      </w:r>
-      <w:r>
-        <w:rPr>
-          <w:rFonts w:hint="eastAsia"/>
-        </w:rPr>
-        <w:t>.</w:t>
-      </w:r>
-      <w:r>
-        <w:rPr>
-          <w:rFonts w:hint="eastAsia"/>
-        </w:rPr>
-        <w:t>2</w:t>
+      <w:bookmarkStart w:id="16" w:name="_Toc230357381"/>
+      <w:r>
+        <w:rPr>
+          <w:rFonts w:hint="eastAsia"/>
+        </w:rPr>
+        <w:t>3.2.2</w:t>
       </w:r>
       <w:r>
         <w:rPr>
@@ -7422,11 +7348,13 @@
       <w:bookmarkStart w:id="19" w:name="_Toc230203500"/>
       <w:bookmarkStart w:id="20" w:name="_Toc230203551"/>
       <w:bookmarkStart w:id="21" w:name="_Toc230256391"/>
+      <w:bookmarkStart w:id="22" w:name="_Toc230357382"/>
       <w:bookmarkEnd w:id="17"/>
       <w:bookmarkEnd w:id="18"/>
       <w:bookmarkEnd w:id="19"/>
       <w:bookmarkEnd w:id="20"/>
       <w:bookmarkEnd w:id="21"/>
+      <w:bookmarkEnd w:id="22"/>
     </w:p>
     <w:p>
       <w:pPr>
@@ -7446,16 +7374,18 @@
           <w:szCs w:val="24"/>
         </w:rPr>
       </w:pPr>
-      <w:bookmarkStart w:id="22" w:name="_Toc230189476"/>
-      <w:bookmarkStart w:id="23" w:name="_Toc230203476"/>
-      <w:bookmarkStart w:id="24" w:name="_Toc230203501"/>
-      <w:bookmarkStart w:id="25" w:name="_Toc230203552"/>
-      <w:bookmarkStart w:id="26" w:name="_Toc230256392"/>
-      <w:bookmarkEnd w:id="22"/>
+      <w:bookmarkStart w:id="23" w:name="_Toc230189476"/>
+      <w:bookmarkStart w:id="24" w:name="_Toc230203476"/>
+      <w:bookmarkStart w:id="25" w:name="_Toc230203501"/>
+      <w:bookmarkStart w:id="26" w:name="_Toc230203552"/>
+      <w:bookmarkStart w:id="27" w:name="_Toc230256392"/>
+      <w:bookmarkStart w:id="28" w:name="_Toc230357383"/>
       <w:bookmarkEnd w:id="23"/>
       <w:bookmarkEnd w:id="24"/>
       <w:bookmarkEnd w:id="25"/>
       <w:bookmarkEnd w:id="26"/>
+      <w:bookmarkEnd w:id="27"/>
+      <w:bookmarkEnd w:id="28"/>
     </w:p>
     <w:p>
       <w:pPr>
@@ -7475,16 +7405,18 @@
           <w:szCs w:val="24"/>
         </w:rPr>
       </w:pPr>
-      <w:bookmarkStart w:id="27" w:name="_Toc230189477"/>
-      <w:bookmarkStart w:id="28" w:name="_Toc230203477"/>
-      <w:bookmarkStart w:id="29" w:name="_Toc230203502"/>
-      <w:bookmarkStart w:id="30" w:name="_Toc230203553"/>
-      <w:bookmarkStart w:id="31" w:name="_Toc230256393"/>
-      <w:bookmarkEnd w:id="27"/>
-      <w:bookmarkEnd w:id="28"/>
+      <w:bookmarkStart w:id="29" w:name="_Toc230189477"/>
+      <w:bookmarkStart w:id="30" w:name="_Toc230203477"/>
+      <w:bookmarkStart w:id="31" w:name="_Toc230203502"/>
+      <w:bookmarkStart w:id="32" w:name="_Toc230203553"/>
+      <w:bookmarkStart w:id="33" w:name="_Toc230256393"/>
+      <w:bookmarkStart w:id="34" w:name="_Toc230357384"/>
       <w:bookmarkEnd w:id="29"/>
       <w:bookmarkEnd w:id="30"/>
       <w:bookmarkEnd w:id="31"/>
+      <w:bookmarkEnd w:id="32"/>
+      <w:bookmarkEnd w:id="33"/>
+      <w:bookmarkEnd w:id="34"/>
     </w:p>
     <w:p>
       <w:pPr>
@@ -7504,16 +7436,18 @@
           <w:szCs w:val="24"/>
         </w:rPr>
       </w:pPr>
-      <w:bookmarkStart w:id="32" w:name="_Toc230189478"/>
-      <w:bookmarkStart w:id="33" w:name="_Toc230203478"/>
-      <w:bookmarkStart w:id="34" w:name="_Toc230203503"/>
-      <w:bookmarkStart w:id="35" w:name="_Toc230203554"/>
-      <w:bookmarkStart w:id="36" w:name="_Toc230256394"/>
-      <w:bookmarkEnd w:id="32"/>
-      <w:bookmarkEnd w:id="33"/>
-      <w:bookmarkEnd w:id="34"/>
+      <w:bookmarkStart w:id="35" w:name="_Toc230189478"/>
+      <w:bookmarkStart w:id="36" w:name="_Toc230203478"/>
+      <w:bookmarkStart w:id="37" w:name="_Toc230203503"/>
+      <w:bookmarkStart w:id="38" w:name="_Toc230203554"/>
+      <w:bookmarkStart w:id="39" w:name="_Toc230256394"/>
+      <w:bookmarkStart w:id="40" w:name="_Toc230357385"/>
       <w:bookmarkEnd w:id="35"/>
       <w:bookmarkEnd w:id="36"/>
+      <w:bookmarkEnd w:id="37"/>
+      <w:bookmarkEnd w:id="38"/>
+      <w:bookmarkEnd w:id="39"/>
+      <w:bookmarkEnd w:id="40"/>
     </w:p>
     <w:p>
       <w:r>
@@ -7544,7 +7478,7 @@
         <w:rPr>
           <w:rFonts w:hint="eastAsia"/>
         </w:rPr>
-        <w:t>3.1.2.1</w:t>
+        <w:t>3.2.2.1</w:t>
       </w:r>
       <w:r>
         <w:rPr>
@@ -7566,498 +7500,564 @@
         <w:rPr>
           <w:rFonts w:hint="eastAsia"/>
         </w:rPr>
+        <w:lastRenderedPageBreak/>
         <w:t>功能流程：</w:t>
       </w:r>
     </w:p>
     <w:p>
       <w:r>
+        <w:t xml:space="preserve"> </w:t>
+      </w:r>
+    </w:p>
+    <w:p>
+      <w:r>
+        <w:rPr>
+          <w:rFonts w:hint="eastAsia"/>
+        </w:rPr>
+        <w:t>1. </w:t>
+      </w:r>
+      <w:r>
+        <w:rPr>
+          <w:rFonts w:hint="eastAsia"/>
+        </w:rPr>
+        <w:t>用户在系统中完成的筛选操作后，进入帖子列表页面；</w:t>
+      </w:r>
+    </w:p>
+    <w:p>
+      <w:r>
+        <w:rPr>
+          <w:rFonts w:hint="eastAsia"/>
+        </w:rPr>
+        <w:t>系统加载并渲染帖子信息列表，列表以卡片形式展示，核心展示字段包括：</w:t>
+      </w:r>
+    </w:p>
+    <w:p>
+      <w:r>
+        <w:rPr>
+          <w:rFonts w:hint="eastAsia"/>
+        </w:rPr>
+        <w:t xml:space="preserve">- </w:t>
+      </w:r>
+      <w:r>
+        <w:rPr>
+          <w:rFonts w:hint="eastAsia"/>
+        </w:rPr>
+        <w:t>帖子标题：必填项；</w:t>
+      </w:r>
+    </w:p>
+    <w:p>
+      <w:r>
+        <w:rPr>
+          <w:rFonts w:hint="eastAsia"/>
+        </w:rPr>
+        <w:t>-</w:t>
+      </w:r>
+      <w:r>
+        <w:rPr>
+          <w:rFonts w:hint="eastAsia"/>
+        </w:rPr>
+        <w:t>贴子</w:t>
+      </w:r>
+      <w:r>
+        <w:rPr>
+          <w:rFonts w:hint="eastAsia"/>
+        </w:rPr>
+        <w:t>id</w:t>
+      </w:r>
+      <w:r>
+        <w:rPr>
+          <w:rFonts w:hint="eastAsia"/>
+        </w:rPr>
+        <w:t>：必填项</w:t>
+      </w:r>
+    </w:p>
+    <w:p>
+      <w:r>
+        <w:rPr>
+          <w:rFonts w:hint="eastAsia"/>
+        </w:rPr>
+        <w:t>3. </w:t>
+      </w:r>
+      <w:r>
+        <w:rPr>
+          <w:rFonts w:hint="eastAsia"/>
+        </w:rPr>
+        <w:t>系统在列表页面提供分页浏览功能，支持用户按页浏览帖子列表；</w:t>
+      </w:r>
+    </w:p>
+    <w:p>
+      <w:r>
+        <w:rPr>
+          <w:rFonts w:hint="eastAsia"/>
+        </w:rPr>
+        <w:t>后置条件：用户完成帖子信息列表查阅，系统仅完成数据展示闭环，无数据变更操作。</w:t>
+      </w:r>
+    </w:p>
+    <w:p>
+      <w:pPr>
+        <w:pStyle w:val="4"/>
+      </w:pPr>
+      <w:r>
+        <w:rPr>
+          <w:rFonts w:hint="eastAsia"/>
+        </w:rPr>
+        <w:t>3.2.2.2</w:t>
+      </w:r>
+      <w:r>
+        <w:rPr>
+          <w:rFonts w:hint="eastAsia"/>
+        </w:rPr>
+        <w:t>帖子封禁</w:t>
+      </w:r>
+    </w:p>
+    <w:p>
+      <w:r>
+        <w:rPr>
+          <w:rFonts w:hint="eastAsia"/>
+        </w:rPr>
+        <w:t>前置条件：管理员已成功登录，并在用户列表界面中选中至少一个目标帖子。</w:t>
+      </w:r>
+    </w:p>
+    <w:p>
+      <w:r>
+        <w:rPr>
+          <w:rFonts w:hint="eastAsia"/>
+        </w:rPr>
+        <w:t>·</w:t>
+      </w:r>
+      <w:r>
+        <w:rPr>
+          <w:rFonts w:hint="eastAsia"/>
+        </w:rPr>
+        <w:t xml:space="preserve"> </w:t>
+      </w:r>
+      <w:r>
+        <w:rPr>
+          <w:rFonts w:hint="eastAsia"/>
+        </w:rPr>
+        <w:t>功能流程：</w:t>
+      </w:r>
+    </w:p>
+    <w:p>
+      <w:r>
+        <w:rPr>
+          <w:rFonts w:hint="eastAsia"/>
+        </w:rPr>
+        <w:t xml:space="preserve">  1. </w:t>
+      </w:r>
+      <w:r>
+        <w:rPr>
+          <w:rFonts w:hint="eastAsia"/>
+        </w:rPr>
+        <w:t>点击【封禁】按钮。</w:t>
+      </w:r>
+    </w:p>
+    <w:p>
+      <w:r>
+        <w:rPr>
+          <w:rFonts w:hint="eastAsia"/>
+        </w:rPr>
+        <w:t xml:space="preserve">  2. </w:t>
+      </w:r>
+      <w:r>
+        <w:rPr>
+          <w:rFonts w:hint="eastAsia"/>
+        </w:rPr>
+        <w:t>系统弹出二次确认对话框，内容为：“您确定封禁除用户</w:t>
+      </w:r>
+      <w:r>
+        <w:rPr>
+          <w:rFonts w:hint="eastAsia"/>
+        </w:rPr>
+        <w:t xml:space="preserve"> '[</w:t>
+      </w:r>
+      <w:r>
+        <w:rPr>
+          <w:rFonts w:hint="eastAsia"/>
+        </w:rPr>
+        <w:t>帖子</w:t>
+      </w:r>
+      <w:r>
+        <w:rPr>
+          <w:rFonts w:hint="eastAsia"/>
+        </w:rPr>
+        <w:t xml:space="preserve">]' </w:t>
+      </w:r>
+      <w:r>
+        <w:rPr>
+          <w:rFonts w:hint="eastAsia"/>
+        </w:rPr>
+        <w:t>吗？此操作不可逆。”</w:t>
+      </w:r>
+    </w:p>
+    <w:p>
+      <w:r>
+        <w:rPr>
+          <w:rFonts w:hint="eastAsia"/>
+        </w:rPr>
+        <w:t xml:space="preserve">  3. </w:t>
+      </w:r>
+      <w:r>
+        <w:rPr>
+          <w:rFonts w:hint="eastAsia"/>
+        </w:rPr>
+        <w:t>用户可选择：</w:t>
+      </w:r>
+    </w:p>
+    <w:p>
+      <w:r>
+        <w:rPr>
+          <w:rFonts w:hint="eastAsia"/>
+        </w:rPr>
+        <w:t xml:space="preserve">     </w:t>
+      </w:r>
+      <w:r>
+        <w:rPr>
+          <w:rFonts w:hint="eastAsia"/>
+        </w:rPr>
+        <w:t>·</w:t>
+      </w:r>
+      <w:r>
+        <w:rPr>
+          <w:rFonts w:hint="eastAsia"/>
+        </w:rPr>
+        <w:t xml:space="preserve"> </w:t>
+      </w:r>
+      <w:r>
+        <w:rPr>
+          <w:rFonts w:hint="eastAsia"/>
+        </w:rPr>
+        <w:t>点击【取消】：对话框关闭，无任何操作。</w:t>
+      </w:r>
+    </w:p>
+    <w:p>
+      <w:r>
+        <w:rPr>
+          <w:rFonts w:hint="eastAsia"/>
+        </w:rPr>
+        <w:t xml:space="preserve">     </w:t>
+      </w:r>
+      <w:r>
+        <w:rPr>
+          <w:rFonts w:hint="eastAsia"/>
+        </w:rPr>
+        <w:t>·</w:t>
+      </w:r>
+      <w:r>
+        <w:rPr>
+          <w:rFonts w:hint="eastAsia"/>
+        </w:rPr>
+        <w:t xml:space="preserve"> </w:t>
+      </w:r>
+      <w:r>
+        <w:rPr>
+          <w:rFonts w:hint="eastAsia"/>
+        </w:rPr>
+        <w:t>点击【确认】：系统向服务器发送封禁请求。</w:t>
+      </w:r>
+    </w:p>
+    <w:p>
+      <w:r>
+        <w:rPr>
+          <w:rFonts w:hint="eastAsia"/>
+        </w:rPr>
+        <w:t xml:space="preserve">  4. </w:t>
+      </w:r>
+      <w:r>
+        <w:rPr>
+          <w:rFonts w:hint="eastAsia"/>
+        </w:rPr>
+        <w:t>提交与反馈：</w:t>
+      </w:r>
+    </w:p>
+    <w:p>
+      <w:r>
+        <w:rPr>
+          <w:rFonts w:hint="eastAsia"/>
+        </w:rPr>
+        <w:t xml:space="preserve">     </w:t>
+      </w:r>
+      <w:r>
+        <w:rPr>
+          <w:rFonts w:hint="eastAsia"/>
+        </w:rPr>
+        <w:t>·</w:t>
+      </w:r>
+      <w:r>
+        <w:rPr>
+          <w:rFonts w:hint="eastAsia"/>
+        </w:rPr>
+        <w:t xml:space="preserve"> </w:t>
+      </w:r>
+      <w:r>
+        <w:rPr>
+          <w:rFonts w:hint="eastAsia"/>
+        </w:rPr>
+        <w:t>删除成功：系统提示“用户删除成功！”，同时从当前用户列表中移除该行数据。</w:t>
+      </w:r>
+    </w:p>
+    <w:p>
+      <w:r>
+        <w:rPr>
+          <w:rFonts w:hint="eastAsia"/>
+        </w:rPr>
+        <w:t xml:space="preserve">     </w:t>
+      </w:r>
+      <w:r>
+        <w:rPr>
+          <w:rFonts w:hint="eastAsia"/>
+        </w:rPr>
+        <w:t>·</w:t>
+      </w:r>
+      <w:r>
+        <w:rPr>
+          <w:rFonts w:hint="eastAsia"/>
+        </w:rPr>
+        <w:t xml:space="preserve"> </w:t>
+      </w:r>
+      <w:r>
+        <w:rPr>
+          <w:rFonts w:hint="eastAsia"/>
+        </w:rPr>
+        <w:t>删除失败：系统提示“删除失败！”，并显示具体原因（如：“网络错误”或“该用户有关联数据，无法删除”）。</w:t>
+      </w:r>
+    </w:p>
+    <w:p>
+      <w:r>
+        <w:rPr>
+          <w:rFonts w:hint="eastAsia"/>
+        </w:rPr>
+        <w:t>·</w:t>
+      </w:r>
+      <w:r>
+        <w:rPr>
+          <w:rFonts w:hint="eastAsia"/>
+        </w:rPr>
+        <w:t xml:space="preserve"> </w:t>
+      </w:r>
+      <w:r>
+        <w:rPr>
+          <w:rFonts w:hint="eastAsia"/>
+        </w:rPr>
+        <w:t>后置条件：选定的用户账号从系统中被逻辑或物理删除，且无法再用于登录。</w:t>
+      </w:r>
+    </w:p>
+    <w:p>
+      <w:pPr>
+        <w:pStyle w:val="3"/>
+      </w:pPr>
+      <w:bookmarkStart w:id="41" w:name="_Toc230357386"/>
+      <w:r>
+        <w:rPr>
+          <w:rFonts w:hint="eastAsia"/>
+        </w:rPr>
+        <w:t>3.2.3</w:t>
+      </w:r>
+      <w:r>
+        <w:rPr>
+          <w:rFonts w:hint="eastAsia"/>
+        </w:rPr>
+        <w:t>反馈管理</w:t>
+      </w:r>
+      <w:bookmarkEnd w:id="41"/>
+    </w:p>
+    <w:p>
+      <w:pPr>
+        <w:pStyle w:val="4"/>
+      </w:pPr>
+      <w:r>
+        <w:rPr>
+          <w:rFonts w:hint="eastAsia"/>
+        </w:rPr>
+        <w:t>3.2.3.1 al</w:t>
+      </w:r>
+      <w:r>
+        <w:rPr>
+          <w:rFonts w:hint="eastAsia"/>
+        </w:rPr>
+        <w:t>处理反馈</w:t>
+      </w:r>
+    </w:p>
+    <w:p>
+      <w:r>
+        <w:rPr>
+          <w:rFonts w:hint="eastAsia"/>
+        </w:rPr>
+        <w:t>前置条件：用户已完成管理身份验证并成功登录。</w:t>
+      </w:r>
+    </w:p>
+    <w:p>
+      <w:r>
+        <w:rPr>
+          <w:rFonts w:hint="eastAsia"/>
+        </w:rPr>
+        <w:t>功能流程：</w:t>
+      </w:r>
+    </w:p>
+    <w:p>
+      <w:pPr>
+        <w:rPr>
+          <w:rFonts w:ascii="Times New Roman" w:hAnsi="Times New Roman"/>
+          <w:szCs w:val="21"/>
+        </w:rPr>
+      </w:pPr>
+      <w:r>
+        <w:rPr>
+          <w:rFonts w:ascii="Times New Roman" w:hAnsi="Times New Roman" w:hint="eastAsia"/>
+          <w:szCs w:val="21"/>
+        </w:rPr>
+        <w:t xml:space="preserve">  1.</w:t>
+      </w:r>
+      <w:r>
+        <w:rPr>
+          <w:rFonts w:ascii="Times New Roman" w:hAnsi="Times New Roman" w:hint="eastAsia"/>
+          <w:szCs w:val="21"/>
+        </w:rPr>
+        <w:t>点击处理反馈</w:t>
+      </w:r>
+    </w:p>
+    <w:p>
+      <w:pPr>
+        <w:rPr>
+          <w:rFonts w:ascii="Times New Roman" w:hAnsi="Times New Roman"/>
+          <w:szCs w:val="21"/>
+        </w:rPr>
+      </w:pPr>
+      <w:r>
+        <w:rPr>
+          <w:rFonts w:ascii="Times New Roman" w:hAnsi="Times New Roman" w:hint="eastAsia"/>
+          <w:szCs w:val="21"/>
+        </w:rPr>
+        <w:t xml:space="preserve">  2. </w:t>
+      </w:r>
+      <w:r>
+        <w:rPr>
+          <w:rFonts w:ascii="Times New Roman" w:hAnsi="Times New Roman" w:hint="eastAsia"/>
+          <w:szCs w:val="21"/>
+        </w:rPr>
+        <w:t>点击</w:t>
+      </w:r>
+      <w:r>
+        <w:rPr>
+          <w:rFonts w:ascii="Times New Roman" w:hAnsi="Times New Roman" w:hint="eastAsia"/>
+          <w:szCs w:val="21"/>
+        </w:rPr>
+        <w:t>al</w:t>
+      </w:r>
+      <w:r>
+        <w:rPr>
+          <w:rFonts w:ascii="Times New Roman" w:hAnsi="Times New Roman" w:hint="eastAsia"/>
+          <w:szCs w:val="21"/>
+        </w:rPr>
+        <w:t>处理反馈：</w:t>
+      </w:r>
+    </w:p>
+    <w:p>
+      <w:pPr>
+        <w:rPr>
+          <w:rFonts w:ascii="Times New Roman" w:hAnsi="Times New Roman"/>
+          <w:szCs w:val="21"/>
+        </w:rPr>
+      </w:pPr>
+      <w:r>
+        <w:rPr>
+          <w:rFonts w:ascii="Times New Roman" w:hAnsi="Times New Roman" w:hint="eastAsia"/>
+          <w:szCs w:val="21"/>
+        </w:rPr>
+        <w:t>成功：处理成功</w:t>
+      </w:r>
+    </w:p>
+    <w:p>
+      <w:pPr>
+        <w:rPr>
+          <w:rFonts w:ascii="Times New Roman" w:hAnsi="Times New Roman"/>
+          <w:szCs w:val="21"/>
+        </w:rPr>
+      </w:pPr>
+      <w:r>
+        <w:rPr>
+          <w:rFonts w:ascii="Times New Roman" w:hAnsi="Times New Roman" w:hint="eastAsia"/>
+          <w:szCs w:val="21"/>
+        </w:rPr>
+        <w:t>失败：提示“系统繁忙中”</w:t>
+      </w:r>
+    </w:p>
+    <w:p>
+      <w:pPr>
+        <w:pStyle w:val="4"/>
+      </w:pPr>
+      <w:r>
+        <w:rPr>
+          <w:rFonts w:hint="eastAsia"/>
+        </w:rPr>
+        <w:t>3.2.3.2</w:t>
+      </w:r>
+      <w:r>
+        <w:rPr>
+          <w:rFonts w:hint="eastAsia"/>
+        </w:rPr>
+        <w:t>人工处理反馈</w:t>
+      </w:r>
+    </w:p>
+    <w:p>
+      <w:r>
+        <w:rPr>
+          <w:rFonts w:hint="eastAsia"/>
+        </w:rPr>
+        <w:t>前置条件：用户已完成管理身份验证并成功登录。</w:t>
+      </w:r>
+    </w:p>
+    <w:p>
+      <w:r>
+        <w:rPr>
+          <w:rFonts w:hint="eastAsia"/>
+        </w:rPr>
+        <w:t>功能流程：</w:t>
+      </w:r>
+    </w:p>
+    <w:p>
+      <w:pPr>
+        <w:rPr>
+          <w:rFonts w:ascii="Times New Roman" w:hAnsi="Times New Roman"/>
+          <w:szCs w:val="21"/>
+        </w:rPr>
+      </w:pPr>
+      <w:r>
+        <w:rPr>
+          <w:rFonts w:ascii="Times New Roman" w:hAnsi="Times New Roman" w:hint="eastAsia"/>
+          <w:szCs w:val="21"/>
+        </w:rPr>
+        <w:t xml:space="preserve">  1.</w:t>
+      </w:r>
+      <w:r>
+        <w:rPr>
+          <w:rFonts w:ascii="Times New Roman" w:hAnsi="Times New Roman" w:hint="eastAsia"/>
+          <w:szCs w:val="21"/>
+        </w:rPr>
+        <w:t>点击处理反馈</w:t>
+      </w:r>
+    </w:p>
+    <w:p>
+      <w:pPr>
+        <w:rPr>
+          <w:rFonts w:ascii="Times New Roman" w:hAnsi="Times New Roman"/>
+          <w:szCs w:val="21"/>
+        </w:rPr>
+      </w:pPr>
+      <w:r>
+        <w:rPr>
+          <w:rFonts w:ascii="Times New Roman" w:hAnsi="Times New Roman" w:hint="eastAsia"/>
+          <w:szCs w:val="21"/>
+        </w:rPr>
         <w:lastRenderedPageBreak/>
-        <w:t xml:space="preserve"> </w:t>
-      </w:r>
-    </w:p>
-    <w:p>
-      <w:r>
-        <w:rPr>
-          <w:rFonts w:hint="eastAsia"/>
-        </w:rPr>
-        <w:t>1. </w:t>
-      </w:r>
-      <w:r>
-        <w:rPr>
-          <w:rFonts w:hint="eastAsia"/>
-        </w:rPr>
-        <w:t>用户在系统中完成的筛选操作后，进入帖子列表页面；</w:t>
-      </w:r>
-    </w:p>
-    <w:p>
-      <w:r>
-        <w:rPr>
-          <w:rFonts w:hint="eastAsia"/>
-        </w:rPr>
-        <w:t>系统加载并渲染帖子信息列表，列表以卡片形式展示，核心展示字段包括：</w:t>
-      </w:r>
-    </w:p>
-    <w:p>
-      <w:r>
-        <w:rPr>
-          <w:rFonts w:hint="eastAsia"/>
-        </w:rPr>
-        <w:t xml:space="preserve">- </w:t>
-      </w:r>
-      <w:r>
-        <w:rPr>
-          <w:rFonts w:hint="eastAsia"/>
-        </w:rPr>
-        <w:t>帖子标题：必填项；</w:t>
-      </w:r>
-    </w:p>
-    <w:p>
-      <w:r>
-        <w:rPr>
-          <w:rFonts w:hint="eastAsia"/>
-        </w:rPr>
-        <w:t>-</w:t>
-      </w:r>
-      <w:r>
-        <w:rPr>
-          <w:rFonts w:hint="eastAsia"/>
-        </w:rPr>
-        <w:t>贴子</w:t>
-      </w:r>
-      <w:r>
-        <w:rPr>
-          <w:rFonts w:hint="eastAsia"/>
-        </w:rPr>
-        <w:t>id</w:t>
-      </w:r>
-      <w:r>
-        <w:rPr>
-          <w:rFonts w:hint="eastAsia"/>
-        </w:rPr>
-        <w:t>：必填项</w:t>
-      </w:r>
-    </w:p>
-    <w:p>
-      <w:r>
-        <w:rPr>
-          <w:rFonts w:hint="eastAsia"/>
-        </w:rPr>
-        <w:t>3. </w:t>
-      </w:r>
-      <w:r>
-        <w:rPr>
-          <w:rFonts w:hint="eastAsia"/>
-        </w:rPr>
-        <w:t>系统在列表页面提供分页浏览功能，支持用户按页浏览帖子列表；</w:t>
-      </w:r>
-    </w:p>
-    <w:p>
-      <w:r>
-        <w:rPr>
-          <w:rFonts w:hint="eastAsia"/>
-        </w:rPr>
-        <w:t>后置条件：用户完成帖子信息列表查阅，系统仅完成数据展示闭环，无数据变更操作。</w:t>
-      </w:r>
-    </w:p>
-    <w:p>
-      <w:pPr>
-        <w:pStyle w:val="4"/>
-      </w:pPr>
-      <w:r>
-        <w:rPr>
-          <w:rFonts w:hint="eastAsia"/>
-        </w:rPr>
-        <w:t>3.</w:t>
-      </w:r>
-      <w:r>
-        <w:rPr>
-          <w:rFonts w:hint="eastAsia"/>
-        </w:rPr>
-        <w:t>1</w:t>
-      </w:r>
-      <w:r>
-        <w:rPr>
-          <w:rFonts w:hint="eastAsia"/>
-        </w:rPr>
-        <w:t>.</w:t>
-      </w:r>
-      <w:r>
-        <w:rPr>
-          <w:rFonts w:hint="eastAsia"/>
-        </w:rPr>
-        <w:t>2</w:t>
-      </w:r>
-      <w:r>
-        <w:rPr>
-          <w:rFonts w:hint="eastAsia"/>
-        </w:rPr>
-        <w:t>.</w:t>
-      </w:r>
-      <w:r>
-        <w:rPr>
-          <w:rFonts w:hint="eastAsia"/>
-        </w:rPr>
-        <w:t>2</w:t>
-      </w:r>
-      <w:r>
-        <w:rPr>
-          <w:rFonts w:hint="eastAsia"/>
-        </w:rPr>
-        <w:t>帖子封禁</w:t>
-      </w:r>
-    </w:p>
-    <w:p>
-      <w:r>
-        <w:rPr>
-          <w:rFonts w:hint="eastAsia"/>
-        </w:rPr>
-        <w:t>前置条件：管理员已成功登录，并在用户列表界面中选中至少一个目标帖子。</w:t>
-      </w:r>
-    </w:p>
-    <w:p>
-      <w:r>
-        <w:rPr>
-          <w:rFonts w:hint="eastAsia"/>
-        </w:rPr>
-        <w:t>·</w:t>
-      </w:r>
-      <w:r>
-        <w:rPr>
-          <w:rFonts w:hint="eastAsia"/>
-        </w:rPr>
-        <w:t xml:space="preserve"> </w:t>
-      </w:r>
-      <w:r>
-        <w:rPr>
-          <w:rFonts w:hint="eastAsia"/>
-        </w:rPr>
-        <w:t>功能流程：</w:t>
-      </w:r>
-    </w:p>
-    <w:p>
-      <w:r>
-        <w:rPr>
-          <w:rFonts w:hint="eastAsia"/>
-        </w:rPr>
-        <w:t xml:space="preserve">  1. </w:t>
-      </w:r>
-      <w:r>
-        <w:rPr>
-          <w:rFonts w:hint="eastAsia"/>
-        </w:rPr>
-        <w:t>点击【封禁】按钮。</w:t>
-      </w:r>
-    </w:p>
-    <w:p>
-      <w:r>
-        <w:rPr>
-          <w:rFonts w:hint="eastAsia"/>
-        </w:rPr>
         <w:t xml:space="preserve">  2. </w:t>
       </w:r>
       <w:r>
         <w:rPr>
-          <w:rFonts w:hint="eastAsia"/>
-        </w:rPr>
-        <w:t>系统弹出二次确认对话框，内容为：“您确定封禁除用户</w:t>
-      </w:r>
-      <w:r>
-        <w:rPr>
-          <w:rFonts w:hint="eastAsia"/>
-        </w:rPr>
-        <w:t xml:space="preserve"> '[</w:t>
-      </w:r>
-      <w:r>
-        <w:rPr>
-          <w:rFonts w:hint="eastAsia"/>
-        </w:rPr>
-        <w:t>帖子</w:t>
-      </w:r>
-      <w:r>
-        <w:rPr>
-          <w:rFonts w:hint="eastAsia"/>
-        </w:rPr>
-        <w:t xml:space="preserve">]' </w:t>
-      </w:r>
-      <w:r>
-        <w:rPr>
-          <w:rFonts w:hint="eastAsia"/>
-        </w:rPr>
-        <w:t>吗？此操作不可逆。”</w:t>
-      </w:r>
-    </w:p>
-    <w:p>
-      <w:r>
-        <w:rPr>
-          <w:rFonts w:hint="eastAsia"/>
-        </w:rPr>
-        <w:t xml:space="preserve">  3. </w:t>
-      </w:r>
-      <w:r>
-        <w:rPr>
-          <w:rFonts w:hint="eastAsia"/>
-        </w:rPr>
-        <w:t>用户可选择：</w:t>
-      </w:r>
-    </w:p>
-    <w:p>
-      <w:r>
-        <w:rPr>
-          <w:rFonts w:hint="eastAsia"/>
-        </w:rPr>
-        <w:t xml:space="preserve">     </w:t>
-      </w:r>
-      <w:r>
-        <w:rPr>
-          <w:rFonts w:hint="eastAsia"/>
-        </w:rPr>
-        <w:t>·</w:t>
-      </w:r>
-      <w:r>
-        <w:rPr>
-          <w:rFonts w:hint="eastAsia"/>
-        </w:rPr>
-        <w:t xml:space="preserve"> </w:t>
-      </w:r>
-      <w:r>
-        <w:rPr>
-          <w:rFonts w:hint="eastAsia"/>
-        </w:rPr>
-        <w:t>点击【取消】：对话框关闭，无任何操作。</w:t>
-      </w:r>
-    </w:p>
-    <w:p>
-      <w:r>
-        <w:rPr>
-          <w:rFonts w:hint="eastAsia"/>
-        </w:rPr>
-        <w:t xml:space="preserve">     </w:t>
-      </w:r>
-      <w:r>
-        <w:rPr>
-          <w:rFonts w:hint="eastAsia"/>
-        </w:rPr>
-        <w:t>·</w:t>
-      </w:r>
-      <w:r>
-        <w:rPr>
-          <w:rFonts w:hint="eastAsia"/>
-        </w:rPr>
-        <w:t xml:space="preserve"> </w:t>
-      </w:r>
-      <w:r>
-        <w:rPr>
-          <w:rFonts w:hint="eastAsia"/>
-        </w:rPr>
-        <w:t>点击【确认】：系统向服务器发送封禁请求。</w:t>
-      </w:r>
-    </w:p>
-    <w:p>
-      <w:r>
-        <w:rPr>
-          <w:rFonts w:hint="eastAsia"/>
-        </w:rPr>
-        <w:t xml:space="preserve">  4. </w:t>
-      </w:r>
-      <w:r>
-        <w:rPr>
-          <w:rFonts w:hint="eastAsia"/>
-        </w:rPr>
-        <w:t>提交与反馈：</w:t>
-      </w:r>
-    </w:p>
-    <w:p>
-      <w:r>
-        <w:rPr>
-          <w:rFonts w:hint="eastAsia"/>
-        </w:rPr>
-        <w:t xml:space="preserve">     </w:t>
-      </w:r>
-      <w:r>
-        <w:rPr>
-          <w:rFonts w:hint="eastAsia"/>
-        </w:rPr>
-        <w:t>·</w:t>
-      </w:r>
-      <w:r>
-        <w:rPr>
-          <w:rFonts w:hint="eastAsia"/>
-        </w:rPr>
-        <w:t xml:space="preserve"> </w:t>
-      </w:r>
-      <w:r>
-        <w:rPr>
-          <w:rFonts w:hint="eastAsia"/>
-        </w:rPr>
-        <w:t>删除成功：系统提示“用户删除成功！”，同时从当前用户列表中移除该行数据。</w:t>
-      </w:r>
-    </w:p>
-    <w:p>
-      <w:r>
-        <w:rPr>
-          <w:rFonts w:hint="eastAsia"/>
-        </w:rPr>
-        <w:t xml:space="preserve">     </w:t>
-      </w:r>
-      <w:r>
-        <w:rPr>
-          <w:rFonts w:hint="eastAsia"/>
-        </w:rPr>
-        <w:t>·</w:t>
-      </w:r>
-      <w:r>
-        <w:rPr>
-          <w:rFonts w:hint="eastAsia"/>
-        </w:rPr>
-        <w:t xml:space="preserve"> </w:t>
-      </w:r>
-      <w:r>
-        <w:rPr>
-          <w:rFonts w:hint="eastAsia"/>
-        </w:rPr>
-        <w:t>删除失败：系统提示“删除失败！”，并显示具体原因（如：“网络错误”或“该用户有关联数据，无法删除”）。</w:t>
-      </w:r>
-    </w:p>
-    <w:p>
-      <w:r>
-        <w:rPr>
-          <w:rFonts w:hint="eastAsia"/>
-        </w:rPr>
-        <w:t>·</w:t>
-      </w:r>
-      <w:r>
-        <w:rPr>
-          <w:rFonts w:hint="eastAsia"/>
-        </w:rPr>
-        <w:t xml:space="preserve"> </w:t>
-      </w:r>
-      <w:r>
-        <w:rPr>
-          <w:rFonts w:hint="eastAsia"/>
-        </w:rPr>
-        <w:t>后置条件：选定的用户账号从系统中被逻辑或物理删除，且无法再用于登录。</w:t>
-      </w:r>
-    </w:p>
-    <w:p>
-      <w:pPr>
-        <w:pStyle w:val="3"/>
-      </w:pPr>
-      <w:bookmarkStart w:id="37" w:name="_Toc230256395"/>
-      <w:r>
-        <w:rPr>
-          <w:rFonts w:hint="eastAsia"/>
-        </w:rPr>
-        <w:t>3.1.3</w:t>
-      </w:r>
-      <w:r>
-        <w:rPr>
-          <w:rFonts w:hint="eastAsia"/>
-        </w:rPr>
-        <w:t>反馈管理</w:t>
-      </w:r>
-      <w:bookmarkEnd w:id="37"/>
-    </w:p>
-    <w:p>
-      <w:pPr>
-        <w:pStyle w:val="4"/>
-      </w:pPr>
-      <w:r>
-        <w:rPr>
-          <w:rFonts w:hint="eastAsia"/>
-        </w:rPr>
-        <w:t>3.1.3.1 al</w:t>
-      </w:r>
-      <w:r>
-        <w:rPr>
-          <w:rFonts w:hint="eastAsia"/>
-        </w:rPr>
-        <w:t>处理反馈</w:t>
-      </w:r>
-    </w:p>
-    <w:p>
-      <w:r>
-        <w:rPr>
-          <w:rFonts w:hint="eastAsia"/>
-        </w:rPr>
-        <w:t>前置条件：用户已完成</w:t>
-      </w:r>
-      <w:r>
-        <w:rPr>
-          <w:rFonts w:hint="eastAsia"/>
-        </w:rPr>
-        <w:t>管理</w:t>
-      </w:r>
-      <w:r>
-        <w:rPr>
-          <w:rFonts w:hint="eastAsia"/>
-        </w:rPr>
-        <w:t>身份验证并成功登录。</w:t>
-      </w:r>
-    </w:p>
-    <w:p>
-      <w:r>
-        <w:rPr>
-          <w:rFonts w:hint="eastAsia"/>
-        </w:rPr>
-        <w:t>功能流程：</w:t>
-      </w:r>
-    </w:p>
-    <w:p>
-      <w:pPr>
-        <w:rPr>
-          <w:rFonts w:ascii="Times New Roman" w:hAnsi="Times New Roman"/>
-          <w:szCs w:val="21"/>
-        </w:rPr>
-      </w:pPr>
-      <w:r>
-        <w:rPr>
-          <w:rFonts w:ascii="Times New Roman" w:hAnsi="Times New Roman" w:hint="eastAsia"/>
-          <w:szCs w:val="21"/>
-        </w:rPr>
-        <w:t xml:space="preserve">  1.</w:t>
-      </w:r>
-      <w:r>
-        <w:rPr>
-          <w:rFonts w:ascii="Times New Roman" w:hAnsi="Times New Roman" w:hint="eastAsia"/>
-          <w:szCs w:val="21"/>
-        </w:rPr>
-        <w:t>点击处理反馈</w:t>
-      </w:r>
-    </w:p>
-    <w:p>
-      <w:pPr>
-        <w:rPr>
-          <w:rFonts w:ascii="Times New Roman" w:hAnsi="Times New Roman"/>
-          <w:szCs w:val="21"/>
-        </w:rPr>
-      </w:pPr>
-      <w:r>
-        <w:rPr>
-          <w:rFonts w:ascii="Times New Roman" w:hAnsi="Times New Roman" w:hint="eastAsia"/>
-          <w:szCs w:val="21"/>
-        </w:rPr>
-        <w:t xml:space="preserve">  2. </w:t>
-      </w:r>
-      <w:r>
-        <w:rPr>
-          <w:rFonts w:ascii="Times New Roman" w:hAnsi="Times New Roman" w:hint="eastAsia"/>
-          <w:szCs w:val="21"/>
-        </w:rPr>
-        <w:t>点击</w:t>
-      </w:r>
-      <w:r>
-        <w:rPr>
-          <w:rFonts w:ascii="Times New Roman" w:hAnsi="Times New Roman" w:hint="eastAsia"/>
-          <w:szCs w:val="21"/>
-        </w:rPr>
-        <w:t>al</w:t>
-      </w:r>
-      <w:r>
-        <w:rPr>
-          <w:rFonts w:ascii="Times New Roman" w:hAnsi="Times New Roman" w:hint="eastAsia"/>
-          <w:szCs w:val="21"/>
-        </w:rPr>
-        <w:t>处理反馈：</w:t>
+          <w:rFonts w:ascii="Times New Roman" w:hAnsi="Times New Roman" w:hint="eastAsia"/>
+          <w:szCs w:val="21"/>
+        </w:rPr>
+        <w:t>点击标记以处理</w:t>
       </w:r>
     </w:p>
     <w:p>
@@ -8092,111 +8092,27 @@
     </w:p>
     <w:p>
       <w:pPr>
-        <w:pStyle w:val="4"/>
-      </w:pPr>
-      <w:r>
-        <w:rPr>
-          <w:rFonts w:hint="eastAsia"/>
-        </w:rPr>
-        <w:t>3.1.3.2</w:t>
-      </w:r>
-      <w:r>
-        <w:rPr>
-          <w:rFonts w:hint="eastAsia"/>
-        </w:rPr>
-        <w:t>人工处理反馈</w:t>
-      </w:r>
-    </w:p>
-    <w:p>
-      <w:r>
-        <w:rPr>
-          <w:rFonts w:hint="eastAsia"/>
-        </w:rPr>
-        <w:t>前置条件：用户已完成管理身份验证并成功登录。</w:t>
-      </w:r>
-    </w:p>
-    <w:p>
-      <w:r>
-        <w:rPr>
-          <w:rFonts w:hint="eastAsia"/>
-        </w:rPr>
-        <w:t>功能流程：</w:t>
-      </w:r>
-    </w:p>
-    <w:p>
-      <w:pPr>
-        <w:rPr>
-          <w:rFonts w:ascii="Times New Roman" w:hAnsi="Times New Roman"/>
-          <w:szCs w:val="21"/>
-        </w:rPr>
-      </w:pPr>
-      <w:r>
-        <w:rPr>
-          <w:rFonts w:ascii="Times New Roman" w:hAnsi="Times New Roman" w:hint="eastAsia"/>
-          <w:szCs w:val="21"/>
-        </w:rPr>
-        <w:t xml:space="preserve">  1.</w:t>
-      </w:r>
-      <w:r>
-        <w:rPr>
-          <w:rFonts w:ascii="Times New Roman" w:hAnsi="Times New Roman" w:hint="eastAsia"/>
-          <w:szCs w:val="21"/>
-        </w:rPr>
-        <w:t>点击处理反馈</w:t>
-      </w:r>
-    </w:p>
-    <w:p>
-      <w:pPr>
-        <w:rPr>
-          <w:rFonts w:ascii="Times New Roman" w:hAnsi="Times New Roman"/>
-          <w:szCs w:val="21"/>
-        </w:rPr>
-      </w:pPr>
-      <w:r>
-        <w:rPr>
-          <w:rFonts w:ascii="Times New Roman" w:hAnsi="Times New Roman" w:hint="eastAsia"/>
-          <w:szCs w:val="21"/>
-        </w:rPr>
-        <w:t xml:space="preserve">  2. </w:t>
-      </w:r>
-      <w:r>
-        <w:rPr>
-          <w:rFonts w:ascii="Times New Roman" w:hAnsi="Times New Roman" w:hint="eastAsia"/>
-          <w:szCs w:val="21"/>
-        </w:rPr>
-        <w:t>点击标记以处理</w:t>
-      </w:r>
-    </w:p>
-    <w:p>
-      <w:pPr>
-        <w:rPr>
-          <w:rFonts w:ascii="Times New Roman" w:hAnsi="Times New Roman"/>
-          <w:szCs w:val="21"/>
-        </w:rPr>
-      </w:pPr>
-      <w:r>
-        <w:rPr>
-          <w:rFonts w:ascii="Times New Roman" w:hAnsi="Times New Roman" w:hint="eastAsia"/>
-          <w:szCs w:val="21"/>
-        </w:rPr>
-        <w:t>成功：处理成功</w:t>
-      </w:r>
-    </w:p>
-    <w:p>
-      <w:pPr>
-        <w:rPr>
-          <w:rFonts w:ascii="Times New Roman" w:hAnsi="Times New Roman"/>
-          <w:szCs w:val="21"/>
-        </w:rPr>
-      </w:pPr>
-      <w:r>
-        <w:rPr>
-          <w:rFonts w:ascii="Times New Roman" w:hAnsi="Times New Roman" w:hint="eastAsia"/>
-          <w:szCs w:val="21"/>
-        </w:rPr>
-        <w:lastRenderedPageBreak/>
-        <w:t>失败：提示“系统繁忙中”</w:t>
-      </w:r>
+        <w:pStyle w:val="1"/>
+        <w:numPr>
+          <w:ilvl w:val="0"/>
+          <w:numId w:val="3"/>
+        </w:numPr>
+        <w:rPr>
+          <w:rFonts w:ascii="Times New Roman" w:hAnsi="Times New Roman"/>
+          <w:sz w:val="36"/>
+          <w:szCs w:val="36"/>
+        </w:rPr>
+      </w:pPr>
+      <w:bookmarkStart w:id="42" w:name="_Toc230357387"/>
+      <w:r>
+        <w:rPr>
+          <w:rFonts w:ascii="Times New Roman" w:hAnsi="Times New Roman"/>
+          <w:sz w:val="36"/>
+          <w:szCs w:val="36"/>
+        </w:rPr>
+        <w:t>开发环境与规范</w:t>
+      </w:r>
+      <w:bookmarkEnd w:id="42"/>
     </w:p>
     <w:p>
       <w:pPr>
@@ -8216,7 +8132,7 @@
           <w:szCs w:val="28"/>
         </w:rPr>
       </w:pPr>
-      <w:bookmarkStart w:id="38" w:name="_Toc230256396"/>
+      <w:bookmarkStart w:id="43" w:name="_Toc230357388"/>
       <w:r>
         <w:rPr>
           <w:rFonts w:ascii="Times New Roman" w:hAnsi="Times New Roman"/>
@@ -8225,9 +8141,19 @@
           <w:sz w:val="28"/>
           <w:szCs w:val="28"/>
         </w:rPr>
+        <w:t xml:space="preserve">4.1 </w:t>
+      </w:r>
+      <w:r>
+        <w:rPr>
+          <w:rFonts w:ascii="Times New Roman" w:hAnsi="Times New Roman"/>
+          <w:b/>
+          <w:kern w:val="0"/>
+          <w:sz w:val="28"/>
+          <w:szCs w:val="28"/>
+        </w:rPr>
         <w:t>开发环境</w:t>
       </w:r>
-      <w:bookmarkEnd w:id="38"/>
+      <w:bookmarkEnd w:id="43"/>
     </w:p>
     <w:p>
       <w:r>
@@ -8271,7 +8197,7 @@
           <w:szCs w:val="28"/>
         </w:rPr>
       </w:pPr>
-      <w:bookmarkStart w:id="39" w:name="_Toc230256397"/>
+      <w:bookmarkStart w:id="44" w:name="_Toc230357389"/>
       <w:r>
         <w:rPr>
           <w:rFonts w:ascii="Times New Roman" w:hAnsi="Times New Roman"/>
@@ -8280,9 +8206,19 @@
           <w:sz w:val="28"/>
           <w:szCs w:val="28"/>
         </w:rPr>
+        <w:t xml:space="preserve">4.2 </w:t>
+      </w:r>
+      <w:r>
+        <w:rPr>
+          <w:rFonts w:ascii="Times New Roman" w:hAnsi="Times New Roman"/>
+          <w:b/>
+          <w:kern w:val="0"/>
+          <w:sz w:val="28"/>
+          <w:szCs w:val="28"/>
+        </w:rPr>
         <w:t>开发规范</w:t>
       </w:r>
-      <w:bookmarkEnd w:id="39"/>
+      <w:bookmarkEnd w:id="44"/>
     </w:p>
     <w:p>
       <w:r>
@@ -8309,7 +8245,7 @@
         <w:pStyle w:val="1"/>
         <w:numPr>
           <w:ilvl w:val="0"/>
-          <w:numId w:val="3"/>
+          <w:numId w:val="0"/>
         </w:numPr>
         <w:rPr>
           <w:rFonts w:ascii="Times New Roman" w:hAnsi="Times New Roman"/>
@@ -8317,11 +8253,14 @@
           <w:szCs w:val="36"/>
         </w:rPr>
       </w:pPr>
-      <w:bookmarkStart w:id="40" w:name="_Toc230256398"/>
+      <w:bookmarkStart w:id="45" w:name="_Toc230357390"/>
+      <w:r>
+        <w:t xml:space="preserve">5 </w:t>
+      </w:r>
       <w:r>
         <w:t>需求分级</w:t>
       </w:r>
-      <w:bookmarkEnd w:id="40"/>
+      <w:bookmarkEnd w:id="45"/>
     </w:p>
     <w:tbl>
       <w:tblPr>
@@ -8464,15 +8403,7 @@
                 <w:color w:val="000000"/>
                 <w:sz w:val="22"/>
               </w:rPr>
-              <w:t>登录</w:t>
-            </w:r>
-            <w:r>
-              <w:rPr>
-                <w:rFonts w:hint="eastAsia"/>
-                <w:color w:val="000000"/>
-                <w:sz w:val="22"/>
-              </w:rPr>
-              <w:t>管理</w:t>
+              <w:t>登录管理</w:t>
             </w:r>
           </w:p>
         </w:tc>
@@ -8749,7 +8680,7 @@
           <w:p>
             <w:pPr>
               <w:rPr>
-                <w:rFonts w:ascii="宋体;SimSun" w:hAnsi="宋体;SimSun" w:cs="宋体;SimSun" w:hint="eastAsia"/>
+                <w:rFonts w:ascii="宋体;SimSun" w:hAnsi="宋体;SimSun" w:cs="宋体;SimSun"/>
                 <w:color w:val="000000"/>
                 <w:sz w:val="22"/>
               </w:rPr>
@@ -8777,7 +8708,6 @@
           <w:p>
             <w:pPr>
               <w:rPr>
-                <w:rFonts w:hint="eastAsia"/>
                 <w:color w:val="000000"/>
                 <w:sz w:val="22"/>
               </w:rPr>
@@ -8803,11 +8733,6 @@
             </w:tcBorders>
           </w:tcPr>
           <w:p>
-            <w:pPr>
-              <w:rPr>
-                <w:rFonts w:hint="eastAsia"/>
-              </w:rPr>
-            </w:pPr>
             <w:r>
               <w:rPr>
                 <w:rFonts w:hint="eastAsia"/>
@@ -8992,7 +8917,7 @@
           <w:p>
             <w:pPr>
               <w:rPr>
-                <w:rFonts w:ascii="宋体;SimSun" w:hAnsi="宋体;SimSun" w:cs="宋体;SimSun" w:hint="eastAsia"/>
+                <w:rFonts w:ascii="宋体;SimSun" w:hAnsi="宋体;SimSun" w:cs="宋体;SimSun"/>
                 <w:color w:val="000000"/>
                 <w:sz w:val="22"/>
               </w:rPr>
@@ -9003,15 +8928,7 @@
                 <w:color w:val="000000"/>
                 <w:sz w:val="22"/>
               </w:rPr>
-              <w:t>3.2.</w:t>
-            </w:r>
-            <w:r>
-              <w:rPr>
-                <w:rFonts w:ascii="宋体;SimSun" w:hAnsi="宋体;SimSun" w:cs="宋体;SimSun" w:hint="eastAsia"/>
-                <w:color w:val="000000"/>
-                <w:sz w:val="22"/>
-              </w:rPr>
-              <w:t>6</w:t>
+              <w:t>3.2.6</w:t>
             </w:r>
           </w:p>
         </w:tc>
@@ -9072,8 +8989,12 @@
       </w:pPr>
     </w:p>
     <w:sectPr>
-      <w:headerReference w:type="default" r:id="rId7"/>
-      <w:footerReference w:type="default" r:id="rId8"/>
+      <w:headerReference w:type="even" r:id="rId7"/>
+      <w:headerReference w:type="default" r:id="rId8"/>
+      <w:footerReference w:type="even" r:id="rId9"/>
+      <w:footerReference w:type="default" r:id="rId10"/>
+      <w:headerReference w:type="first" r:id="rId11"/>
+      <w:footerReference w:type="first" r:id="rId12"/>
       <w:pgSz w:w="11906" w:h="16838"/>
       <w:pgMar w:top="1440" w:right="1418" w:bottom="1440" w:left="1559" w:header="709" w:footer="652" w:gutter="0"/>
       <w:cols w:space="720"/>
@@ -9107,6 +9028,16 @@
 <w:ftr xmlns:wpc="http://schemas.microsoft.com/office/word/2010/wordprocessingCanvas" xmlns:cx="http://schemas.microsoft.com/office/drawing/2014/chartex" xmlns:cx1="http://schemas.microsoft.com/office/drawing/2015/9/8/chartex" xmlns:cx2="http://schemas.microsoft.com/office/drawing/2015/10/21/chartex" xmlns:cx3="http://schemas.microsoft.com/office/drawing/2016/5/9/chartex" xmlns:cx4="http://schemas.microsoft.com/office/drawing/2016/5/10/chartex" xmlns:cx5="http://schemas.microsoft.com/office/drawing/2016/5/11/chartex" xmlns:cx6="http://schemas.microsoft.com/office/drawing/2016/5/12/chartex" xmlns:cx7="http://schemas.microsoft.com/office/drawing/2016/5/13/chartex" xmlns:cx8="http://schemas.microsoft.com/office/drawing/2016/5/14/chartex" xmlns:mc="http://schemas.openxmlformats.org/markup-compatibility/2006" xmlns:aink="http://schemas.microsoft.com/office/drawing/2016/ink" xmlns:am3d="http://schemas.microsoft.com/office/drawing/2017/model3d" xmlns:o="urn:schemas-microsoft-com:office:office" xmlns:oel="http://schemas.microsoft.com/office/2019/extlst" xmlns:r="http://schemas.openxmlformats.org/officeDocument/2006/relationships" xmlns:m="http://schemas.openxmlformats.org/officeDocument/2006/math" xmlns:v="urn:schemas-microsoft-com:vml" xmlns:wp14="http://schemas.microsoft.com/office/word/2010/wordprocessingDrawing" xmlns:wp="http://schemas.openxmlformats.org/drawingml/2006/wordprocessingDrawing" xmlns:w10="urn:schemas-microsoft-com:office:word" xmlns:w="http://schemas.openxmlformats.org/wordprocessingml/2006/main" xmlns:w14="http://schemas.microsoft.com/office/word/2010/wordml" xmlns:w15="http://schemas.microsoft.com/office/word/2012/wordml" xmlns:w16cex="http://schemas.microsoft.com/office/word/2018/wordml/cex" xmlns:w16cid="http://schemas.microsoft.com/office/word/2016/wordml/cid" xmlns:w16="http://schemas.microsoft.com/office/word/2018/wordml" xmlns:w16du="http://schemas.microsoft.com/office/word/2023/wordml/word16du" xmlns:w16sdtdh="http://schemas.microsoft.com/office/word/2020/wordml/sdtdatahash" xmlns:w16sdtfl="http://schemas.microsoft.com/office/word/2024/wordml/sdtformatlock" xmlns:w16se="http://schemas.microsoft.com/office/word/2015/wordml/symex" xmlns:wpg="http://schemas.microsoft.com/office/word/2010/wordprocessingGroup" xmlns:wpi="http://schemas.microsoft.com/office/word/2010/wordprocessingInk" xmlns:wne="http://schemas.microsoft.com/office/word/2006/wordml" xmlns:wps="http://schemas.microsoft.com/office/word/2010/wordprocessingShape" mc:Ignorable="w14 w15 w16se w16cid w16 w16cex w16sdtdh w16sdtfl w16du wp14">
   <w:p>
     <w:pPr>
+      <w:pStyle w:val="af"/>
+    </w:pPr>
+  </w:p>
+</w:ftr>
+</file>
+
+<file path=word/footer2.xml><?xml version="1.0" encoding="utf-8"?>
+<w:ftr xmlns:wpc="http://schemas.microsoft.com/office/word/2010/wordprocessingCanvas" xmlns:cx="http://schemas.microsoft.com/office/drawing/2014/chartex" xmlns:cx1="http://schemas.microsoft.com/office/drawing/2015/9/8/chartex" xmlns:cx2="http://schemas.microsoft.com/office/drawing/2015/10/21/chartex" xmlns:cx3="http://schemas.microsoft.com/office/drawing/2016/5/9/chartex" xmlns:cx4="http://schemas.microsoft.com/office/drawing/2016/5/10/chartex" xmlns:cx5="http://schemas.microsoft.com/office/drawing/2016/5/11/chartex" xmlns:cx6="http://schemas.microsoft.com/office/drawing/2016/5/12/chartex" xmlns:cx7="http://schemas.microsoft.com/office/drawing/2016/5/13/chartex" xmlns:cx8="http://schemas.microsoft.com/office/drawing/2016/5/14/chartex" xmlns:mc="http://schemas.openxmlformats.org/markup-compatibility/2006" xmlns:aink="http://schemas.microsoft.com/office/drawing/2016/ink" xmlns:am3d="http://schemas.microsoft.com/office/drawing/2017/model3d" xmlns:o="urn:schemas-microsoft-com:office:office" xmlns:oel="http://schemas.microsoft.com/office/2019/extlst" xmlns:r="http://schemas.openxmlformats.org/officeDocument/2006/relationships" xmlns:m="http://schemas.openxmlformats.org/officeDocument/2006/math" xmlns:v="urn:schemas-microsoft-com:vml" xmlns:wp14="http://schemas.microsoft.com/office/word/2010/wordprocessingDrawing" xmlns:wp="http://schemas.openxmlformats.org/drawingml/2006/wordprocessingDrawing" xmlns:w10="urn:schemas-microsoft-com:office:word" xmlns:w="http://schemas.openxmlformats.org/wordprocessingml/2006/main" xmlns:w14="http://schemas.microsoft.com/office/word/2010/wordml" xmlns:w15="http://schemas.microsoft.com/office/word/2012/wordml" xmlns:w16cex="http://schemas.microsoft.com/office/word/2018/wordml/cex" xmlns:w16cid="http://schemas.microsoft.com/office/word/2016/wordml/cid" xmlns:w16="http://schemas.microsoft.com/office/word/2018/wordml" xmlns:w16du="http://schemas.microsoft.com/office/word/2023/wordml/word16du" xmlns:w16sdtdh="http://schemas.microsoft.com/office/word/2020/wordml/sdtdatahash" xmlns:w16sdtfl="http://schemas.microsoft.com/office/word/2024/wordml/sdtformatlock" xmlns:w16se="http://schemas.microsoft.com/office/word/2015/wordml/symex" xmlns:wpg="http://schemas.microsoft.com/office/word/2010/wordprocessingGroup" xmlns:wpi="http://schemas.microsoft.com/office/word/2010/wordprocessingInk" xmlns:wne="http://schemas.microsoft.com/office/word/2006/wordml" xmlns:wps="http://schemas.microsoft.com/office/word/2010/wordprocessingShape" mc:Ignorable="w14 w15 w16se w16cid w16 w16cex w16sdtdh w16sdtfl w16du wp14">
+  <w:p>
+    <w:pPr>
       <w:spacing w:line="260" w:lineRule="exact"/>
       <w:rPr>
         <w:lang w:val="zh-CN"/>
@@ -9117,7 +9048,7 @@
         <w:noProof/>
       </w:rPr>
       <w:pict w14:anchorId="29462E1C">
-        <v:line id="直接连接符 23" o:spid="_x0000_s1025" style="position:absolute;left:0;text-align:left;z-index:-2;visibility:visible;mso-wrap-style:square;mso-wrap-distance-left:9.05pt;mso-wrap-distance-top:0;mso-wrap-distance-right:9.05pt;mso-wrap-distance-bottom:0;mso-position-horizontal:absolute;mso-position-horizontal-relative:text;mso-position-vertical:absolute;mso-position-vertical-relative:text" from=".05pt,6.95pt" to="447.05pt,6.95pt" o:gfxdata="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" strokeweight="1.15mm">
+        <v:line id="直接连接符 23" o:spid="_x0000_s1025" style="position:absolute;left:0;text-align:left;z-index:-1;visibility:visible;mso-wrap-style:square;mso-wrap-distance-left:9.05pt;mso-wrap-distance-top:0;mso-wrap-distance-right:9.05pt;mso-wrap-distance-bottom:0;mso-position-horizontal:absolute;mso-position-horizontal-relative:text;mso-position-vertical:absolute;mso-position-vertical-relative:text" from=".05pt,6.95pt" to="447.05pt,6.95pt" strokeweight="1.15mm">
           <v:stroke joinstyle="miter"/>
         </v:line>
       </w:pict>
@@ -9295,6 +9226,16 @@
 </w:ftr>
 </file>
 
+<file path=word/footer3.xml><?xml version="1.0" encoding="utf-8"?>
+<w:ftr xmlns:wpc="http://schemas.microsoft.com/office/word/2010/wordprocessingCanvas" xmlns:cx="http://schemas.microsoft.com/office/drawing/2014/chartex" xmlns:cx1="http://schemas.microsoft.com/office/drawing/2015/9/8/chartex" xmlns:cx2="http://schemas.microsoft.com/office/drawing/2015/10/21/chartex" xmlns:cx3="http://schemas.microsoft.com/office/drawing/2016/5/9/chartex" xmlns:cx4="http://schemas.microsoft.com/office/drawing/2016/5/10/chartex" xmlns:cx5="http://schemas.microsoft.com/office/drawing/2016/5/11/chartex" xmlns:cx6="http://schemas.microsoft.com/office/drawing/2016/5/12/chartex" xmlns:cx7="http://schemas.microsoft.com/office/drawing/2016/5/13/chartex" xmlns:cx8="http://schemas.microsoft.com/office/drawing/2016/5/14/chartex" xmlns:mc="http://schemas.openxmlformats.org/markup-compatibility/2006" xmlns:aink="http://schemas.microsoft.com/office/drawing/2016/ink" xmlns:am3d="http://schemas.microsoft.com/office/drawing/2017/model3d" xmlns:o="urn:schemas-microsoft-com:office:office" xmlns:oel="http://schemas.microsoft.com/office/2019/extlst" xmlns:r="http://schemas.openxmlformats.org/officeDocument/2006/relationships" xmlns:m="http://schemas.openxmlformats.org/officeDocument/2006/math" xmlns:v="urn:schemas-microsoft-com:vml" xmlns:wp14="http://schemas.microsoft.com/office/word/2010/wordprocessingDrawing" xmlns:wp="http://schemas.openxmlformats.org/drawingml/2006/wordprocessingDrawing" xmlns:w10="urn:schemas-microsoft-com:office:word" xmlns:w="http://schemas.openxmlformats.org/wordprocessingml/2006/main" xmlns:w14="http://schemas.microsoft.com/office/word/2010/wordml" xmlns:w15="http://schemas.microsoft.com/office/word/2012/wordml" xmlns:w16cex="http://schemas.microsoft.com/office/word/2018/wordml/cex" xmlns:w16cid="http://schemas.microsoft.com/office/word/2016/wordml/cid" xmlns:w16="http://schemas.microsoft.com/office/word/2018/wordml" xmlns:w16du="http://schemas.microsoft.com/office/word/2023/wordml/word16du" xmlns:w16sdtdh="http://schemas.microsoft.com/office/word/2020/wordml/sdtdatahash" xmlns:w16sdtfl="http://schemas.microsoft.com/office/word/2024/wordml/sdtformatlock" xmlns:w16se="http://schemas.microsoft.com/office/word/2015/wordml/symex" xmlns:wpg="http://schemas.microsoft.com/office/word/2010/wordprocessingGroup" xmlns:wpi="http://schemas.microsoft.com/office/word/2010/wordprocessingInk" xmlns:wne="http://schemas.microsoft.com/office/word/2006/wordml" xmlns:wps="http://schemas.microsoft.com/office/word/2010/wordprocessingShape" mc:Ignorable="w14 w15 w16se w16cid w16 w16cex w16sdtdh w16sdtfl w16du wp14">
+  <w:p>
+    <w:pPr>
+      <w:pStyle w:val="af"/>
+    </w:pPr>
+  </w:p>
+</w:ftr>
+</file>
+
 <file path=word/footnotes.xml><?xml version="1.0" encoding="utf-8"?>
 <w:footnotes xmlns:wpc="http://schemas.microsoft.com/office/word/2010/wordprocessingCanvas" xmlns:cx="http://schemas.microsoft.com/office/drawing/2014/chartex" xmlns:cx1="http://schemas.microsoft.com/office/drawing/2015/9/8/chartex" xmlns:cx2="http://schemas.microsoft.com/office/drawing/2015/10/21/chartex" xmlns:cx3="http://schemas.microsoft.com/office/drawing/2016/5/9/chartex" xmlns:cx4="http://schemas.microsoft.com/office/drawing/2016/5/10/chartex" xmlns:cx5="http://schemas.microsoft.com/office/drawing/2016/5/11/chartex" xmlns:cx6="http://schemas.microsoft.com/office/drawing/2016/5/12/chartex" xmlns:cx7="http://schemas.microsoft.com/office/drawing/2016/5/13/chartex" xmlns:cx8="http://schemas.microsoft.com/office/drawing/2016/5/14/chartex" xmlns:mc="http://schemas.openxmlformats.org/markup-compatibility/2006" xmlns:aink="http://schemas.microsoft.com/office/drawing/2016/ink" xmlns:am3d="http://schemas.microsoft.com/office/drawing/2017/model3d" xmlns:o="urn:schemas-microsoft-com:office:office" xmlns:oel="http://schemas.microsoft.com/office/2019/extlst" xmlns:r="http://schemas.openxmlformats.org/officeDocument/2006/relationships" xmlns:m="http://schemas.openxmlformats.org/officeDocument/2006/math" xmlns:v="urn:schemas-microsoft-com:vml" xmlns:wp14="http://schemas.microsoft.com/office/word/2010/wordprocessingDrawing" xmlns:wp="http://schemas.openxmlformats.org/drawingml/2006/wordprocessingDrawing" xmlns:w10="urn:schemas-microsoft-com:office:word" xmlns:w="http://schemas.openxmlformats.org/wordprocessingml/2006/main" xmlns:w14="http://schemas.microsoft.com/office/word/2010/wordml" xmlns:w15="http://schemas.microsoft.com/office/word/2012/wordml" xmlns:w16cex="http://schemas.microsoft.com/office/word/2018/wordml/cex" xmlns:w16cid="http://schemas.microsoft.com/office/word/2016/wordml/cid" xmlns:w16="http://schemas.microsoft.com/office/word/2018/wordml" xmlns:w16du="http://schemas.microsoft.com/office/word/2023/wordml/word16du" xmlns:w16sdtdh="http://schemas.microsoft.com/office/word/2020/wordml/sdtdatahash" xmlns:w16sdtfl="http://schemas.microsoft.com/office/word/2024/wordml/sdtformatlock" xmlns:w16se="http://schemas.microsoft.com/office/word/2015/wordml/symex" xmlns:wpg="http://schemas.microsoft.com/office/word/2010/wordprocessingGroup" xmlns:wpi="http://schemas.microsoft.com/office/word/2010/wordprocessingInk" xmlns:wne="http://schemas.microsoft.com/office/word/2006/wordml" xmlns:wps="http://schemas.microsoft.com/office/word/2010/wordprocessingShape" mc:Ignorable="w14 w15 w16se w16cid w16 w16cex w16sdtdh w16sdtfl w16du wp14">
   <w:footnote w:type="separator" w:id="-1">
@@ -9320,29 +9261,74 @@
     <w:pPr>
       <w:pStyle w:val="ae"/>
     </w:pPr>
+  </w:p>
+</w:hdr>
+</file>
+
+<file path=word/header2.xml><?xml version="1.0" encoding="utf-8"?>
+<w:hdr xmlns:wpc="http://schemas.microsoft.com/office/word/2010/wordprocessingCanvas" xmlns:cx="http://schemas.microsoft.com/office/drawing/2014/chartex" xmlns:cx1="http://schemas.microsoft.com/office/drawing/2015/9/8/chartex" xmlns:cx2="http://schemas.microsoft.com/office/drawing/2015/10/21/chartex" xmlns:cx3="http://schemas.microsoft.com/office/drawing/2016/5/9/chartex" xmlns:cx4="http://schemas.microsoft.com/office/drawing/2016/5/10/chartex" xmlns:cx5="http://schemas.microsoft.com/office/drawing/2016/5/11/chartex" xmlns:cx6="http://schemas.microsoft.com/office/drawing/2016/5/12/chartex" xmlns:cx7="http://schemas.microsoft.com/office/drawing/2016/5/13/chartex" xmlns:cx8="http://schemas.microsoft.com/office/drawing/2016/5/14/chartex" xmlns:mc="http://schemas.openxmlformats.org/markup-compatibility/2006" xmlns:aink="http://schemas.microsoft.com/office/drawing/2016/ink" xmlns:am3d="http://schemas.microsoft.com/office/drawing/2017/model3d" xmlns:o="urn:schemas-microsoft-com:office:office" xmlns:oel="http://schemas.microsoft.com/office/2019/extlst" xmlns:r="http://schemas.openxmlformats.org/officeDocument/2006/relationships" xmlns:m="http://schemas.openxmlformats.org/officeDocument/2006/math" xmlns:v="urn:schemas-microsoft-com:vml" xmlns:wp14="http://schemas.microsoft.com/office/word/2010/wordprocessingDrawing" xmlns:wp="http://schemas.openxmlformats.org/drawingml/2006/wordprocessingDrawing" xmlns:w10="urn:schemas-microsoft-com:office:word" xmlns:w="http://schemas.openxmlformats.org/wordprocessingml/2006/main" xmlns:w14="http://schemas.microsoft.com/office/word/2010/wordml" xmlns:w15="http://schemas.microsoft.com/office/word/2012/wordml" xmlns:w16cex="http://schemas.microsoft.com/office/word/2018/wordml/cex" xmlns:w16cid="http://schemas.microsoft.com/office/word/2016/wordml/cid" xmlns:w16="http://schemas.microsoft.com/office/word/2018/wordml" xmlns:w16du="http://schemas.microsoft.com/office/word/2023/wordml/word16du" xmlns:w16sdtdh="http://schemas.microsoft.com/office/word/2020/wordml/sdtdatahash" xmlns:w16sdtfl="http://schemas.microsoft.com/office/word/2024/wordml/sdtformatlock" xmlns:w16se="http://schemas.microsoft.com/office/word/2015/wordml/symex" xmlns:wpg="http://schemas.microsoft.com/office/word/2010/wordprocessingGroup" xmlns:wpi="http://schemas.microsoft.com/office/word/2010/wordprocessingInk" xmlns:wne="http://schemas.microsoft.com/office/word/2006/wordml" xmlns:wps="http://schemas.microsoft.com/office/word/2010/wordprocessingShape" mc:Ignorable="w14 w15 w16se w16cid w16 w16cex w16sdtdh w16sdtfl w16du wp14">
+  <w:p>
+    <w:pPr>
+      <w:pStyle w:val="p15"/>
+      <w:jc w:val="left"/>
+      <w:rPr>
+        <w:rFonts w:ascii="宋体" w:hAnsi="宋体"/>
+      </w:rPr>
+    </w:pPr>
     <w:r>
       <w:rPr>
         <w:noProof/>
       </w:rPr>
-      <w:pict w14:anchorId="690AF79D">
-        <v:shapetype id="_x0000_t202" coordsize="21600,21600" o:spt="202" path="m,l,21600r21600,l21600,xe">
+      <w:pict w14:anchorId="1F3D4230">
+        <v:shapetype id="_x0000_t75" coordsize="21600,21600" o:spt="75" o:preferrelative="t" path="m@4@5l@4@11@9@11@9@5xe" filled="f" stroked="f">
           <v:stroke joinstyle="miter"/>
-          <v:path gradientshapeok="t" o:connecttype="rect"/>
+          <v:formulas>
+            <v:f eqn="if lineDrawn pixelLineWidth 0"/>
+            <v:f eqn="sum @0 1 0"/>
+            <v:f eqn="sum 0 0 @1"/>
+            <v:f eqn="prod @2 1 2"/>
+            <v:f eqn="prod @3 21600 pixelWidth"/>
+            <v:f eqn="prod @3 21600 pixelHeight"/>
+            <v:f eqn="sum @0 0 1"/>
+            <v:f eqn="prod @6 1 2"/>
+            <v:f eqn="prod @7 21600 pixelWidth"/>
+            <v:f eqn="sum @8 21600 0"/>
+            <v:f eqn="prod @7 21600 pixelHeight"/>
+            <v:f eqn="sum @10 21600 0"/>
+          </v:formulas>
+          <v:path o:extrusionok="f" gradientshapeok="t" o:connecttype="rect"/>
+          <o:lock v:ext="edit" aspectratio="t"/>
         </v:shapetype>
-        <v:shape id="Watermark" o:spid="_x0000_s1026" type="#_x0000_t202" style="position:absolute;left:0;text-align:left;margin-left:732.3pt;margin-top:0;width:173.25pt;height:27.55pt;z-index:-1;visibility:visible;mso-wrap-style:square;mso-wrap-distance-left:0;mso-wrap-distance-top:0;mso-wrap-distance-right:0;mso-wrap-distance-bottom:0;mso-position-horizontal:right;mso-position-horizontal-relative:page;mso-position-vertical:bottom;mso-position-vertical-relative:page;v-text-anchor:bottom" o:gfxdata="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" o:allowincell="f" filled="f" stroked="f">
-          <v:textbox inset="0,0">
-            <w:txbxContent>
-              <w:p>
-                <w:pPr>
-                  <w:jc w:val="right"/>
-                </w:pPr>
-              </w:p>
-            </w:txbxContent>
-          </v:textbox>
-          <w10:wrap anchorx="page" anchory="page"/>
+        <v:shape id="图片 1" o:spid="_x0000_i1025" type="#_x0000_t75" alt="说明: C:\Users\DELL~1.DEL\AppData\Local\Temp\ksohtml\wps_clip_image-23519.png" style="width:118.5pt;height:33pt;visibility:visible">
+          <v:imagedata r:id="rId1" o:title="wps_clip_image-23519"/>
         </v:shape>
       </w:pict>
     </w:r>
+    <w:r>
+      <w:rPr>
+        <w:rFonts w:ascii="宋体" w:hAnsi="宋体" w:hint="eastAsia"/>
+      </w:rPr>
+      <w:t xml:space="preserve">                                     </w:t>
+    </w:r>
+    <w:r>
+      <w:rPr>
+        <w:rFonts w:ascii="宋体" w:hAnsi="宋体" w:hint="eastAsia"/>
+        <w:b/>
+        <w:bCs/>
+      </w:rPr>
+      <w:t>Global IT Education Specialist</w:t>
+    </w:r>
+  </w:p>
+  <w:p/>
+</w:hdr>
+</file>
+
+<file path=word/header3.xml><?xml version="1.0" encoding="utf-8"?>
+<w:hdr xmlns:wpc="http://schemas.microsoft.com/office/word/2010/wordprocessingCanvas" xmlns:cx="http://schemas.microsoft.com/office/drawing/2014/chartex" xmlns:cx1="http://schemas.microsoft.com/office/drawing/2015/9/8/chartex" xmlns:cx2="http://schemas.microsoft.com/office/drawing/2015/10/21/chartex" xmlns:cx3="http://schemas.microsoft.com/office/drawing/2016/5/9/chartex" xmlns:cx4="http://schemas.microsoft.com/office/drawing/2016/5/10/chartex" xmlns:cx5="http://schemas.microsoft.com/office/drawing/2016/5/11/chartex" xmlns:cx6="http://schemas.microsoft.com/office/drawing/2016/5/12/chartex" xmlns:cx7="http://schemas.microsoft.com/office/drawing/2016/5/13/chartex" xmlns:cx8="http://schemas.microsoft.com/office/drawing/2016/5/14/chartex" xmlns:mc="http://schemas.openxmlformats.org/markup-compatibility/2006" xmlns:aink="http://schemas.microsoft.com/office/drawing/2016/ink" xmlns:am3d="http://schemas.microsoft.com/office/drawing/2017/model3d" xmlns:o="urn:schemas-microsoft-com:office:office" xmlns:oel="http://schemas.microsoft.com/office/2019/extlst" xmlns:r="http://schemas.openxmlformats.org/officeDocument/2006/relationships" xmlns:m="http://schemas.openxmlformats.org/officeDocument/2006/math" xmlns:v="urn:schemas-microsoft-com:vml" xmlns:wp14="http://schemas.microsoft.com/office/word/2010/wordprocessingDrawing" xmlns:wp="http://schemas.openxmlformats.org/drawingml/2006/wordprocessingDrawing" xmlns:w10="urn:schemas-microsoft-com:office:word" xmlns:w="http://schemas.openxmlformats.org/wordprocessingml/2006/main" xmlns:w14="http://schemas.microsoft.com/office/word/2010/wordml" xmlns:w15="http://schemas.microsoft.com/office/word/2012/wordml" xmlns:w16cex="http://schemas.microsoft.com/office/word/2018/wordml/cex" xmlns:w16cid="http://schemas.microsoft.com/office/word/2016/wordml/cid" xmlns:w16="http://schemas.microsoft.com/office/word/2018/wordml" xmlns:w16du="http://schemas.microsoft.com/office/word/2023/wordml/word16du" xmlns:w16sdtdh="http://schemas.microsoft.com/office/word/2020/wordml/sdtdatahash" xmlns:w16sdtfl="http://schemas.microsoft.com/office/word/2024/wordml/sdtformatlock" xmlns:w16se="http://schemas.microsoft.com/office/word/2015/wordml/symex" xmlns:wpg="http://schemas.microsoft.com/office/word/2010/wordprocessingGroup" xmlns:wpi="http://schemas.microsoft.com/office/word/2010/wordprocessingInk" xmlns:wne="http://schemas.microsoft.com/office/word/2006/wordml" xmlns:wps="http://schemas.microsoft.com/office/word/2010/wordprocessingShape" mc:Ignorable="w14 w15 w16se w16cid w16 w16cex w16sdtdh w16sdtfl w16du wp14">
+  <w:p>
+    <w:pPr>
+      <w:pStyle w:val="ae"/>
+    </w:pPr>
   </w:p>
 </w:hdr>
 </file>
@@ -10735,6 +10721,7 @@
   <w:style w:type="character" w:default="1" w:styleId="a0">
     <w:name w:val="Default Paragraph Font"/>
     <w:uiPriority w:val="1"/>
+    <w:semiHidden/>
     <w:unhideWhenUsed/>
   </w:style>
   <w:style w:type="table" w:default="1" w:styleId="a1">
@@ -11196,6 +11183,25 @@
     <w:name w:val="WW8Num15"/>
     <w:qFormat/>
   </w:style>
+  <w:style w:type="paragraph" w:customStyle="1" w:styleId="p15">
+    <w:name w:val="p15"/>
+    <w:basedOn w:val="a"/>
+    <w:rsid w:val="00794E40"/>
+    <w:pPr>
+      <w:widowControl/>
+      <w:pBdr>
+        <w:bottom w:val="single" w:sz="6" w:space="1" w:color="000000"/>
+      </w:pBdr>
+      <w:suppressAutoHyphens w:val="0"/>
+      <w:jc w:val="center"/>
+    </w:pPr>
+    <w:rPr>
+      <w:rFonts w:ascii="Times New Roman" w:eastAsia="宋体" w:hAnsi="Times New Roman"/>
+      <w:kern w:val="0"/>
+      <w:sz w:val="18"/>
+      <w:szCs w:val="18"/>
+    </w:rPr>
+  </w:style>
 </w:styles>
 </file>
 
